--- a/02_Article/DisasterAware_IEEE_Article_Sim.docx
+++ b/02_Article/DisasterAware_IEEE_Article_Sim.docx
@@ -1406,7 +1406,15 @@
         <w:t>:</w:t>
       </w:r>
       <w:r>
-        <w:t xml:space="preserve"> Local fuzzy agents reason independently for their own regions, while a global coordinator assembles their outputs without performing any inference of its own.</w:t>
+        <w:t xml:space="preserve"> Local fuzzy agents reason independently for their own regions, while a global coordinator assembles their outputs without performing any inference of </w:t>
+      </w:r>
+      <w:proofErr w:type="gramStart"/>
+      <w:r>
+        <w:t>its</w:t>
+      </w:r>
+      <w:proofErr w:type="gramEnd"/>
+      <w:r>
+        <w:t xml:space="preserve"> own.</w:t>
       </w:r>
     </w:p>
     <w:p>
@@ -1424,7 +1432,15 @@
         <w:t>:</w:t>
       </w:r>
       <w:r>
-        <w:t xml:space="preserve"> Epistemic uncertainty is propagated by blending concept values with a persistence-based prior in proportion to observation confidence, with no prior probability distribution required.</w:t>
+        <w:t xml:space="preserve"> Epistemic uncertainty is propagated by blending concept values with a persistence-based </w:t>
+      </w:r>
+      <w:proofErr w:type="gramStart"/>
+      <w:r>
+        <w:t>prior</w:t>
+      </w:r>
+      <w:proofErr w:type="gramEnd"/>
+      <w:r>
+        <w:t xml:space="preserve"> in proportion to observation confidence, with no prior probability distribution required.</w:t>
       </w:r>
     </w:p>
     <w:p>
@@ -1515,7 +1531,15 @@
         <w:pStyle w:val="PARAIndent"/>
       </w:pPr>
       <w:r>
-        <w:t>These contributions turn wildfire decision support from a predefined and centralized toolkit into an open, distributed, and uncertainty-aware reasoning system whose key properties are established analytically rather than assumed. A further benefit of the concept-based organization is a substantial reduction in rule-base size, which keeps the system scalable as more intervention types are added.</w:t>
+        <w:t>These contributions turn wildfire decision support from a predefined and centralized toolkit into an open, distributed, and uncertainty-aware reasoning system whose key properties are established analytically rather than assumed. A further benefit of the concept-based organization is a substantial reduction in rule-</w:t>
+      </w:r>
+      <w:proofErr w:type="gramStart"/>
+      <w:r>
+        <w:t>base</w:t>
+      </w:r>
+      <w:proofErr w:type="gramEnd"/>
+      <w:r>
+        <w:t xml:space="preserve"> size, which keeps the system scalable as more intervention types are added.</w:t>
       </w:r>
     </w:p>
     <w:p>
@@ -1553,7 +1577,7 @@
         <mc:AlternateContent>
           <mc:Choice Requires="wpg">
             <w:drawing>
-              <wp:anchor distT="0" distB="0" distL="114300" distR="114300" simplePos="0" relativeHeight="251639296" behindDoc="0" locked="0" layoutInCell="1" allowOverlap="1" wp14:anchorId="582B8107" wp14:editId="6E91FB63">
+              <wp:anchor distT="0" distB="0" distL="114300" distR="114300" simplePos="0" relativeHeight="251652608" behindDoc="0" locked="0" layoutInCell="1" allowOverlap="1" wp14:anchorId="582B8107" wp14:editId="6E91FB63">
                 <wp:simplePos x="0" y="0"/>
                 <wp:positionH relativeFrom="column">
                   <wp:posOffset>52493</wp:posOffset>
@@ -1703,7 +1727,7 @@
           </mc:Choice>
           <mc:Fallback>
             <w:pict>
-              <v:group w14:anchorId="582B8107" id="Group 4" o:spid="_x0000_s1026" style="position:absolute;left:0;text-align:left;margin-left:4.15pt;margin-top:63.35pt;width:254.45pt;height:141.7pt;z-index:251639296;mso-position-vertical-relative:page;mso-height-relative:margin" coordsize="32315,17995" o:gfxdata="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">
+              <v:group w14:anchorId="582B8107" id="Group 4" o:spid="_x0000_s1026" style="position:absolute;left:0;text-align:left;margin-left:4.15pt;margin-top:63.35pt;width:254.45pt;height:141.7pt;z-index:251652608;mso-position-vertical-relative:page;mso-height-relative:margin" coordsize="32315,17995" o:gfxdata="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">
                 <v:shapetype id="_x0000_t202" coordsize="21600,21600" o:spt="202" path="m,l,21600r21600,l21600,xe">
                   <v:stroke joinstyle="miter"/>
                   <v:path gradientshapeok="t" o:connecttype="rect"/>
@@ -1813,7 +1837,15 @@
         <w:pStyle w:val="PARAIndent"/>
       </w:pPr>
       <w:r>
-        <w:t xml:space="preserve">Wildfire data are noisy, incomplete, and frequently reported in the linguistic terms used by incident commanders, such as a fire threat that is moderate to high. Fuzzy set theory </w:t>
+        <w:t xml:space="preserve">Wildfire data are noisy, incomplete, and frequently reported in the linguistic terms used by incident commanders, such as a fire threat that is moderate </w:t>
+      </w:r>
+      <w:proofErr w:type="gramStart"/>
+      <w:r>
+        <w:t>to</w:t>
+      </w:r>
+      <w:proofErr w:type="gramEnd"/>
+      <w:r>
+        <w:t xml:space="preserve"> high. Fuzzy set theory </w:t>
       </w:r>
       <w:sdt>
         <w:sdtPr>
@@ -1900,7 +1932,15 @@
         </w:sdtContent>
       </w:sdt>
       <w:r>
-        <w:t xml:space="preserve">. In a fuzzy inference system the </w:t>
+        <w:t xml:space="preserve">. In a fuzzy inference </w:t>
+      </w:r>
+      <w:proofErr w:type="gramStart"/>
+      <w:r>
+        <w:t>system</w:t>
+      </w:r>
+      <w:proofErr w:type="gramEnd"/>
+      <w:r>
+        <w:t xml:space="preserve"> the </w:t>
       </w:r>
       <m:oMath>
         <m:sSup>
@@ -3250,7 +3290,7 @@
         <mc:AlternateContent>
           <mc:Choice Requires="wpg">
             <w:drawing>
-              <wp:anchor distT="0" distB="0" distL="114300" distR="114300" simplePos="0" relativeHeight="251644416" behindDoc="0" locked="0" layoutInCell="1" allowOverlap="1" wp14:anchorId="3B4251C2" wp14:editId="2B95D9F0">
+              <wp:anchor distT="0" distB="0" distL="114300" distR="114300" simplePos="0" relativeHeight="251654656" behindDoc="0" locked="0" layoutInCell="1" allowOverlap="1" wp14:anchorId="3B4251C2" wp14:editId="2B95D9F0">
                 <wp:simplePos x="0" y="0"/>
                 <wp:positionH relativeFrom="column">
                   <wp:posOffset>57150</wp:posOffset>
@@ -3403,7 +3443,7 @@
           </mc:Choice>
           <mc:Fallback>
             <w:pict>
-              <v:group w14:anchorId="3B4251C2" id="Group 3" o:spid="_x0000_s1029" style="position:absolute;left:0;text-align:left;margin-left:4.5pt;margin-top:67.35pt;width:245.7pt;height:139.9pt;z-index:251644416;mso-position-vertical-relative:page;mso-width-relative:margin;mso-height-relative:margin" coordorigin="-571,457" coordsize="31203,17767" o:gfxdata="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">
+              <v:group w14:anchorId="3B4251C2" id="Group 3" o:spid="_x0000_s1029" style="position:absolute;left:0;text-align:left;margin-left:4.5pt;margin-top:67.35pt;width:245.7pt;height:139.9pt;z-index:251654656;mso-position-vertical-relative:page;mso-width-relative:margin;mso-height-relative:margin" coordorigin="-571,457" coordsize="31203,17767" o:gfxdata="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">
                 <v:shape id="Picture 1576516411" o:spid="_x0000_s1030" type="#_x0000_t75" style="position:absolute;top:457;width:30632;height:13373;visibility:visible;mso-wrap-style:square" o:gfxdata="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">
                   <v:imagedata r:id="rId14" o:title="" croptop="2701f" cropbottom="3600f"/>
                 </v:shape>
@@ -3481,7 +3521,15 @@
         </mc:AlternateContent>
       </w:r>
       <w:r>
-        <w:t>introduce are often abstract and weaken the interpretability that motivates fuzzy reasoning in the first place. Reducing rule-base size while preserving the auditable, expert-readable structure of the rules therefore remains an open problem for fuzzy decision support.</w:t>
+        <w:t>introduce are often abstract and weaken the interpretability that motivates fuzzy reasoning. Reducing rule-</w:t>
+      </w:r>
+      <w:proofErr w:type="gramStart"/>
+      <w:r>
+        <w:t>base</w:t>
+      </w:r>
+      <w:proofErr w:type="gramEnd"/>
+      <w:r>
+        <w:t xml:space="preserve"> size while preserving the auditable, expert-readable structure of the rules therefore remains an open problem for fuzzy decision support.</w:t>
       </w:r>
     </w:p>
     <w:p>
@@ -3791,7 +3839,15 @@
         </m:r>
       </m:oMath>
       <w:r>
-        <w:t xml:space="preserve"> by a weighted aggregation of criteria but still optimize over the same finite 𝒟. Two limitations follow at once: the attainable objective is capped at the best listed entry, and 𝒟 is a zero-dimensional, measure-zero subset of the continuum </w:t>
+        <w:t xml:space="preserve"> by a weighted aggregation of criteria but still optimize over the same </w:t>
+      </w:r>
+      <w:proofErr w:type="gramStart"/>
+      <w:r>
+        <w:t>finite 𝒟</w:t>
+      </w:r>
+      <w:proofErr w:type="gramEnd"/>
+      <w:r>
+        <w:t xml:space="preserve">. Two limitations follow at once: the attainable objective is capped at the best listed entry, and 𝒟 is a zero-dimensional, measure-zero subset of the continuum </w:t>
       </w:r>
       <m:oMath>
         <m:r>
@@ -4277,7 +4333,15 @@
         </w:sdtContent>
       </w:sdt>
       <w:r>
-        <w:t xml:space="preserve"> and 𝒟 is δ-dense in 𝒞, that gap is bounded above </w:t>
+        <w:t xml:space="preserve"> and 𝒟 is δ-dense </w:t>
+      </w:r>
+      <w:proofErr w:type="gramStart"/>
+      <w:r>
+        <w:t>in 𝒞</w:t>
+      </w:r>
+      <w:proofErr w:type="gramEnd"/>
+      <w:r>
+        <w:t xml:space="preserve">, that gap is bounded above </w:t>
       </w:r>
       <w:r>
         <w:fldChar w:fldCharType="begin"/>
@@ -4533,7 +4597,7 @@
         <mc:AlternateContent>
           <mc:Choice Requires="wpg">
             <w:drawing>
-              <wp:anchor distT="0" distB="0" distL="114300" distR="114300" simplePos="0" relativeHeight="251657728" behindDoc="0" locked="0" layoutInCell="1" allowOverlap="1" wp14:anchorId="5473CF6E" wp14:editId="30EE2ED9">
+              <wp:anchor distT="0" distB="0" distL="114300" distR="114300" simplePos="0" relativeHeight="251661824" behindDoc="0" locked="0" layoutInCell="1" allowOverlap="1" wp14:anchorId="5473CF6E" wp14:editId="30EE2ED9">
                 <wp:simplePos x="0" y="0"/>
                 <wp:positionH relativeFrom="column">
                   <wp:posOffset>27093</wp:posOffset>
@@ -4691,7 +4755,7 @@
           </mc:Choice>
           <mc:Fallback>
             <w:pict>
-              <v:group w14:anchorId="5473CF6E" id="_x0000_s1032" style="position:absolute;left:0;text-align:left;margin-left:2.15pt;margin-top:67.35pt;width:253.35pt;height:185.85pt;z-index:251657728;mso-position-vertical-relative:page;mso-height-relative:margin" coordorigin=",762" coordsize="32175,23603" o:gfxdata="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">
+              <v:group w14:anchorId="5473CF6E" id="_x0000_s1032" style="position:absolute;left:0;text-align:left;margin-left:2.15pt;margin-top:67.35pt;width:253.35pt;height:185.85pt;z-index:251661824;mso-position-vertical-relative:page;mso-height-relative:margin" coordorigin=",762" coordsize="32175,23603" o:gfxdata="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">
                 <v:shape id="Picture 3" o:spid="_x0000_s1033" type="#_x0000_t75" style="position:absolute;left:2783;top:762;width:26809;height:19401;visibility:visible;mso-wrap-style:square" o:gfxdata="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">
                   <v:imagedata r:id="rId16" o:title="" croptop="2477f"/>
                 </v:shape>
@@ -4808,7 +4872,15 @@
         </w:sdtContent>
       </w:sdt>
       <w:r>
-        <w:t xml:space="preserve"> reasons over masses assigned to subsets of a frame of discernment. Both require prior distributions or calibrated masses, which are seldom available for the epistemic, non-statistical uncertainty of wildfire sensing </w:t>
+        <w:t xml:space="preserve"> reasons over masses assigned to subsets of a frame of discernment. Both require prior distributions or calibrated masses, which are seldom available for the epistemic, non-</w:t>
+      </w:r>
+      <w:proofErr w:type="gramStart"/>
+      <w:r>
+        <w:t>statistical</w:t>
+      </w:r>
+      <w:proofErr w:type="gramEnd"/>
+      <w:r>
+        <w:t xml:space="preserve"> uncertainty of wildfire sensing </w:t>
       </w:r>
       <w:sdt>
         <w:sdtPr>
@@ -5095,6 +5167,22 @@
         <w:t>, bottom).</w:t>
       </w:r>
     </w:p>
+    <w:p>
+      <w:pPr>
+        <w:pStyle w:val="PARAIndent"/>
+      </w:pPr>
+      <w:r>
+        <w:t xml:space="preserve">They also presuppose a calibrated transition and observation model, which wildfire sensing rarely provides. Reasoning over graded linguistic concepts instead captures the incident commander’s partial knowledge directly, with no prior to </w:t>
+      </w:r>
+      <w:proofErr w:type="gramStart"/>
+      <w:r>
+        <w:t>propagate</w:t>
+      </w:r>
+      <w:proofErr w:type="gramEnd"/>
+      <w:r>
+        <w:t>, which is why a fuzzy formulation is preferred here to an explicit belief update.</w:t>
+      </w:r>
+    </w:p>
     <w:tbl>
       <w:tblPr>
         <w:tblStyle w:val="TableGrid"/>
@@ -5316,7 +5404,11 @@
         <w:t xml:space="preserve">Finally, the way reasoning is organized across a region determines whether a system can keep pace with a spreading </w:t>
       </w:r>
       <w:r>
-        <w:t xml:space="preserve">fire. Three architectures recur in the decision-support literature (Fig. </w:t>
+        <w:t xml:space="preserve">fire. Three architectures recur in the decision-support literature </w:t>
+      </w:r>
+      <w:r>
+        <w:lastRenderedPageBreak/>
+        <w:t xml:space="preserve">(Fig. </w:t>
       </w:r>
       <w:r>
         <w:fldChar w:fldCharType="begin"/>
@@ -5372,11 +5464,7 @@
         </w:sdtContent>
       </w:sdt>
       <w:r>
-        <w:t xml:space="preserve">, removing the central bottleneck but </w:t>
-      </w:r>
-      <w:r>
-        <w:lastRenderedPageBreak/>
-        <w:t xml:space="preserve">incurring inter-agent message overhead whose per-cycle cost grows with the number of regional agents, as in </w:t>
+        <w:t xml:space="preserve">, removing the central bottleneck but incurring inter-agent message overhead whose per-cycle cost grows with the number of regional agents, as in </w:t>
       </w:r>
       <w:r>
         <w:fldChar w:fldCharType="begin"/>
@@ -5568,8 +5656,13 @@
               <w:pStyle w:val="Caption"/>
             </w:pPr>
             <w:bookmarkStart w:id="20" w:name="eq9"/>
-            <w:r>
-              <w:t>( 11 )</w:t>
+            <w:proofErr w:type="gramStart"/>
+            <w:r>
+              <w:t>( 11</w:t>
+            </w:r>
+            <w:proofErr w:type="gramEnd"/>
+            <w:r>
+              <w:t xml:space="preserve"> )</w:t>
             </w:r>
             <w:bookmarkEnd w:id="20"/>
           </w:p>
@@ -5581,13 +5674,119 @@
         <w:pStyle w:val="PARAIndent"/>
       </w:pPr>
       <w:r>
+        <w:t xml:space="preserve">A hierarchical organization </w:t>
+      </w:r>
+      <w:sdt>
+        <w:sdtPr>
+          <w:id w:val="-1970998570"/>
+          <w:citation/>
+        </w:sdtPr>
+        <w:sdtContent>
+          <w:r>
+            <w:fldChar w:fldCharType="begin"/>
+          </w:r>
+          <w:r>
+            <w:instrText xml:space="preserve"> CITATION Raj91 \l 1033 </w:instrText>
+          </w:r>
+          <w:r>
+            <w:fldChar w:fldCharType="separate"/>
+          </w:r>
+          <w:r>
+            <w:rPr>
+              <w:noProof/>
+            </w:rPr>
+            <w:t>[24]</w:t>
+          </w:r>
+          <w:r>
+            <w:fldChar w:fldCharType="end"/>
+          </w:r>
+        </w:sdtContent>
+      </w:sdt>
+      <w:r>
+        <w:t xml:space="preserve"> instead decomposes the region into local reasoners coordinated by a higher level, attaining the regional decomposition of a distributed system without the peer-to-peer communication cost </w:t>
+      </w:r>
+      <w:r>
+        <w:rPr>
+          <w:lang w:val="tr-TR"/>
+        </w:rPr>
+        <w:t>(</w:t>
+      </w:r>
+      <w:r>
+        <w:rPr>
+          <w:lang w:val="tr-TR"/>
+        </w:rPr>
+        <w:fldChar w:fldCharType="begin"/>
+      </w:r>
+      <w:r>
+        <w:rPr>
+          <w:lang w:val="tr-TR"/>
+        </w:rPr>
+        <w:instrText xml:space="preserve"> REF _Ref232977215 \h  \* MERGEFORMAT </w:instrText>
+      </w:r>
+      <w:r>
+        <w:rPr>
+          <w:lang w:val="tr-TR"/>
+        </w:rPr>
+      </w:r>
+      <w:r>
+        <w:rPr>
+          <w:lang w:val="tr-TR"/>
+        </w:rPr>
+        <w:fldChar w:fldCharType="separate"/>
+      </w:r>
+      <w:r>
+        <w:t xml:space="preserve">Fig. </w:t>
+      </w:r>
+      <w:r>
+        <w:rPr>
+          <w:noProof/>
+        </w:rPr>
+        <w:t>5</w:t>
+      </w:r>
+      <w:r>
+        <w:rPr>
+          <w:lang w:val="tr-TR"/>
+        </w:rPr>
+        <w:fldChar w:fldCharType="end"/>
+      </w:r>
+      <w:r>
+        <w:rPr>
+          <w:lang w:val="tr-TR"/>
+        </w:rPr>
+        <w:t>)</w:t>
+      </w:r>
+      <w:r>
+        <w:t>. Choosing an architecture that preserves local autonomy and resilience while keeping coordination inexpensive is the central design question for a region-scale wildfire DSS.</w:t>
+      </w:r>
+    </w:p>
+    <w:p>
+      <w:pPr>
+        <w:pStyle w:val="Heading1"/>
+      </w:pPr>
+      <w:r>
+        <w:t>III. Method</w:t>
+      </w:r>
+    </w:p>
+    <w:p>
+      <w:pPr>
+        <w:pStyle w:val="Heading2"/>
+      </w:pPr>
+      <w:r>
+        <w:t>A. DisasterAware Framework</w:t>
+      </w:r>
+    </w:p>
+    <w:p>
+      <w:pPr>
+        <w:pStyle w:val="PARAIndent"/>
+      </w:pPr>
+      <w:r>
         <w:rPr>
           <w:noProof/>
         </w:rPr>
         <mc:AlternateContent>
           <mc:Choice Requires="wpg">
             <w:drawing>
-              <wp:anchor distT="0" distB="0" distL="114300" distR="114300" simplePos="0" relativeHeight="251647488" behindDoc="0" locked="0" layoutInCell="1" allowOverlap="1" wp14:anchorId="0E788F12" wp14:editId="1CC227D6">
+              <wp:anchor distT="0" distB="0" distL="114300" distR="114300" simplePos="0" relativeHeight="251657728" behindDoc="0" locked="0" layoutInCell="1" allowOverlap="1" wp14:anchorId="0E788F12" wp14:editId="68BF018D">
                 <wp:simplePos x="0" y="0"/>
                 <wp:positionH relativeFrom="column">
                   <wp:posOffset>-44027</wp:posOffset>
@@ -5595,8 +5794,8 @@
                 <wp:positionV relativeFrom="page">
                   <wp:posOffset>558800</wp:posOffset>
                 </wp:positionV>
-                <wp:extent cx="6620510" cy="4166870"/>
-                <wp:effectExtent l="0" t="0" r="8890" b="5080"/>
+                <wp:extent cx="6620510" cy="4312920"/>
+                <wp:effectExtent l="0" t="0" r="8890" b="0"/>
                 <wp:wrapTopAndBottom/>
                 <wp:docPr id="392844003" name="Group 6"/>
                 <wp:cNvGraphicFramePr/>
@@ -5607,9 +5806,9 @@
                       <wpg:grpSpPr>
                         <a:xfrm>
                           <a:off x="0" y="0"/>
-                          <a:ext cx="6620510" cy="4166870"/>
+                          <a:ext cx="6620510" cy="4312920"/>
                           <a:chOff x="5443" y="0"/>
-                          <a:chExt cx="6620510" cy="4167455"/>
+                          <a:chExt cx="6620510" cy="4313526"/>
                         </a:xfrm>
                       </wpg:grpSpPr>
                       <pic:pic xmlns:pic="http://schemas.openxmlformats.org/drawingml/2006/picture">
@@ -5641,7 +5840,7 @@
                         <wps:spPr>
                           <a:xfrm>
                             <a:off x="5443" y="3875314"/>
-                            <a:ext cx="6620510" cy="292141"/>
+                            <a:ext cx="6620510" cy="438212"/>
                           </a:xfrm>
                           <a:prstGeom prst="rect">
                             <a:avLst/>
@@ -5715,6 +5914,7 @@
                                 <w:t xml:space="preserve"> Conceptual architecture of the DisasterAware framework: a closed-loop, hierarchically distributed, uncertainty-aware decision pipeline over the spatial wildfire environment.</w:t>
                               </w:r>
                             </w:p>
+                            <w:p/>
                           </w:txbxContent>
                         </wps:txbx>
                         <wps:bodyPr rot="0" spcFirstLastPara="0" vertOverflow="overflow" horzOverflow="overflow" vert="horz" wrap="square" lIns="0" tIns="0" rIns="0" bIns="0" numCol="1" spcCol="0" rtlCol="0" fromWordArt="0" anchor="t" anchorCtr="0" forceAA="0" compatLnSpc="1">
@@ -5735,11 +5935,11 @@
           </mc:Choice>
           <mc:Fallback>
             <w:pict>
-              <v:group w14:anchorId="0E788F12" id="Group 6" o:spid="_x0000_s1035" style="position:absolute;left:0;text-align:left;margin-left:-3.45pt;margin-top:44pt;width:521.3pt;height:328.1pt;z-index:251647488;mso-position-vertical-relative:page;mso-height-relative:margin" coordorigin="54" coordsize="66205,41674" o:gfxdata="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">
+              <v:group w14:anchorId="0E788F12" id="Group 6" o:spid="_x0000_s1035" style="position:absolute;left:0;text-align:left;margin-left:-3.45pt;margin-top:44pt;width:521.3pt;height:339.6pt;z-index:251657728;mso-position-vertical-relative:page;mso-height-relative:margin" coordorigin="54" coordsize="66205,43135" o:gfxdata="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">
                 <v:shape id="Picture 2146317879" o:spid="_x0000_s1036" type="#_x0000_t75" style="position:absolute;left:1796;width:63093;height:38220;visibility:visible;mso-wrap-style:square" o:gfxdata="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">
                   <v:imagedata r:id="rId18" o:title=""/>
                 </v:shape>
-                <v:shape id="Text Box 1" o:spid="_x0000_s1037" type="#_x0000_t202" style="position:absolute;left:54;top:38753;width:66205;height:2921;visibility:visible;mso-wrap-style:square;v-text-anchor:top" o:gfxdata="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" stroked="f">
+                <v:shape id="Text Box 1" o:spid="_x0000_s1037" type="#_x0000_t202" style="position:absolute;left:54;top:38753;width:66205;height:4382;visibility:visible;mso-wrap-style:square;v-text-anchor:top" o:gfxdata="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" stroked="f">
                   <v:textbox style="mso-fit-shape-to-text:t" inset="0,0,0,0">
                     <w:txbxContent>
                       <w:p>
@@ -5802,6 +6002,7 @@
                           <w:t xml:space="preserve"> Conceptual architecture of the DisasterAware framework: a closed-loop, hierarchically distributed, uncertainty-aware decision pipeline over the spatial wildfire environment.</w:t>
                         </w:r>
                       </w:p>
+                      <w:p/>
                     </w:txbxContent>
                   </v:textbox>
                 </v:shape>
@@ -5812,64 +6013,15 @@
         </mc:AlternateContent>
       </w:r>
       <w:r>
-        <w:t xml:space="preserve">A hierarchical organization </w:t>
-      </w:r>
-      <w:sdt>
-        <w:sdtPr>
-          <w:id w:val="-1970998570"/>
-          <w:citation/>
-        </w:sdtPr>
-        <w:sdtContent>
-          <w:r>
-            <w:fldChar w:fldCharType="begin"/>
-          </w:r>
-          <w:r>
-            <w:instrText xml:space="preserve"> CITATION Raj91 \l 1033 </w:instrText>
-          </w:r>
-          <w:r>
-            <w:fldChar w:fldCharType="separate"/>
-          </w:r>
-          <w:r>
-            <w:rPr>
-              <w:noProof/>
-            </w:rPr>
-            <w:t>[24]</w:t>
-          </w:r>
-          <w:r>
-            <w:fldChar w:fldCharType="end"/>
-          </w:r>
-        </w:sdtContent>
-      </w:sdt>
-      <w:r>
-        <w:t xml:space="preserve"> instead decomposes the region into local reasoners coordinated by a higher level, attaining the regional decomposition of a distributed system without the peer-to-peer communication cost </w:t>
-      </w:r>
-      <w:r>
-        <w:rPr>
-          <w:lang w:val="tr-TR"/>
-        </w:rPr>
-        <w:t>(</w:t>
-      </w:r>
-      <w:r>
-        <w:rPr>
-          <w:lang w:val="tr-TR"/>
-        </w:rPr>
+        <w:t xml:space="preserve">DisasterAware casts wildfire DSS as a discrete-time, partially observable, spatially distributed, and satisficing decision process over an evolving wildfire environment, rather than as a single global optimization. The conceptual architecture is in </w:t>
+      </w:r>
+      <w:r>
         <w:fldChar w:fldCharType="begin"/>
       </w:r>
       <w:r>
-        <w:rPr>
-          <w:lang w:val="tr-TR"/>
-        </w:rPr>
-        <w:instrText xml:space="preserve"> REF _Ref232977215 \h  \* MERGEFORMAT </w:instrText>
-      </w:r>
-      <w:r>
-        <w:rPr>
-          <w:lang w:val="tr-TR"/>
-        </w:rPr>
-      </w:r>
-      <w:r>
-        <w:rPr>
-          <w:lang w:val="tr-TR"/>
-        </w:rPr>
+        <w:instrText xml:space="preserve"> REF _Ref233001623 \h  \* MERGEFORMAT </w:instrText>
+      </w:r>
+      <w:r>
         <w:fldChar w:fldCharType="separate"/>
       </w:r>
       <w:r>
@@ -5879,38 +6031,71 @@
         <w:rPr>
           <w:noProof/>
         </w:rPr>
-        <w:t>5</w:t>
-      </w:r>
-      <w:r>
-        <w:rPr>
-          <w:lang w:val="tr-TR"/>
-        </w:rPr>
+        <w:t>4</w:t>
+      </w:r>
+      <w:r>
         <w:fldChar w:fldCharType="end"/>
       </w:r>
       <w:r>
-        <w:rPr>
-          <w:lang w:val="tr-TR"/>
-        </w:rPr>
-        <w:t>)</w:t>
-      </w:r>
-      <w:r>
-        <w:t>. Choosing an architecture that preserves local autonomy and resilience while keeping coordination inexpensive is the central design question for a region-scale wildfire DSS.</w:t>
-      </w:r>
-    </w:p>
-    <w:p>
-      <w:pPr>
-        <w:pStyle w:val="Heading1"/>
-      </w:pPr>
-      <w:r>
-        <w:t>III. Method</w:t>
-      </w:r>
-    </w:p>
-    <w:p>
-      <w:pPr>
-        <w:pStyle w:val="Heading2"/>
-      </w:pPr>
-      <w:r>
-        <w:t>A. DisasterAware Framework</w:t>
+        <w:t xml:space="preserve">: the environment is observed under uncertainty, region-local decisions are generated and then coordinated into a globally admissible intervention field, the field is evaluated, and the accepted interventions re-enter the environment solely as external inputs. All variables are fields over the spatial domain </w:t>
+      </w:r>
+      <m:oMath>
+        <m:r>
+          <w:rPr>
+            <w:rFonts w:ascii="Cambria Math" w:hAnsi="Cambria Math"/>
+          </w:rPr>
+          <m:t>Ω</m:t>
+        </m:r>
+      </m:oMath>
+      <w:r>
+        <w:t xml:space="preserve">, so each one is a function of the cell coordinates </w:t>
+      </w:r>
+      <m:oMath>
+        <m:r>
+          <w:rPr>
+            <w:rFonts w:ascii="Cambria Math" w:hAnsi="Cambria Math"/>
+          </w:rPr>
+          <m:t>(x, y)</m:t>
+        </m:r>
+      </m:oMath>
+      <w:r>
+        <w:t xml:space="preserve">, and the index </w:t>
+      </w:r>
+      <m:oMath>
+        <m:r>
+          <w:rPr>
+            <w:rFonts w:ascii="Cambria Math" w:hAnsi="Cambria Math"/>
+          </w:rPr>
+          <m:t>k</m:t>
+        </m:r>
+      </m:oMath>
+      <w:r>
+        <w:t xml:space="preserve"> marks the discrete time step. A superscript </w:t>
+      </w:r>
+      <m:oMath>
+        <m:r>
+          <w:rPr>
+            <w:rFonts w:ascii="Cambria Math" w:hAnsi="Cambria Math"/>
+          </w:rPr>
+          <m:t>i</m:t>
+        </m:r>
+      </m:oMath>
+      <w:r>
+        <w:t xml:space="preserve"> ranges over the </w:t>
+      </w:r>
+      <m:oMath>
+        <m:r>
+          <w:rPr>
+            <w:rFonts w:ascii="Cambria Math" w:hAnsi="Cambria Math"/>
+          </w:rPr>
+          <m:t>N</m:t>
+        </m:r>
+      </m:oMath>
+      <w:r>
+        <w:t xml:space="preserve"> disjoint regions defined below, and the subscript DSS labels quantities produced by the decision layer, keeping them apart from the physical environment. </w:t>
+      </w:r>
+      <w:r>
+        <w:t>This section specifies the framework; the per-step runtime that realizes it is summarized in Algorithm 1.</w:t>
       </w:r>
     </w:p>
     <w:p>
@@ -5924,13 +6109,13 @@
         <mc:AlternateContent>
           <mc:Choice Requires="wpg">
             <w:drawing>
-              <wp:anchor distT="0" distB="0" distL="114300" distR="114300" simplePos="0" relativeHeight="251633152" behindDoc="0" locked="0" layoutInCell="1" allowOverlap="1" wp14:anchorId="582B8107" wp14:editId="52E7F0E0">
+              <wp:anchor distT="0" distB="0" distL="114300" distR="114300" simplePos="0" relativeHeight="251650560" behindDoc="0" locked="0" layoutInCell="1" allowOverlap="1" wp14:anchorId="582B8107" wp14:editId="174398D9">
                 <wp:simplePos x="0" y="0"/>
                 <wp:positionH relativeFrom="column">
-                  <wp:posOffset>1385</wp:posOffset>
+                  <wp:posOffset>-23707</wp:posOffset>
                 </wp:positionH>
-                <wp:positionV relativeFrom="margin">
-                  <wp:posOffset>4268239</wp:posOffset>
+                <wp:positionV relativeFrom="paragraph">
+                  <wp:posOffset>-596053</wp:posOffset>
                 </wp:positionV>
                 <wp:extent cx="3180715" cy="1617345"/>
                 <wp:effectExtent l="0" t="0" r="635" b="1905"/>
@@ -6079,7 +6264,7 @@
           </mc:Choice>
           <mc:Fallback>
             <w:pict>
-              <v:group w14:anchorId="582B8107" id="ArchFig" o:spid="_x0000_s1038" style="position:absolute;left:0;text-align:left;margin-left:.1pt;margin-top:336.1pt;width:250.45pt;height:127.35pt;z-index:251633152;mso-position-vertical-relative:margin;mso-width-relative:margin;mso-height-relative:margin" coordorigin="-1524,-1758" coordsize="31822,20377" o:gfxdata="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">
+              <v:group w14:anchorId="582B8107" id="ArchFig" o:spid="_x0000_s1038" style="position:absolute;left:0;text-align:left;margin-left:-1.85pt;margin-top:-46.95pt;width:250.45pt;height:127.35pt;z-index:251650560;mso-width-relative:margin;mso-height-relative:margin" coordorigin="-1524,-1758" coordsize="31822,20377" o:gfxdata="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">
                 <v:shape id="Text Box 1" o:spid="_x0000_s1039" type="#_x0000_t202" style="position:absolute;left:-1524;top:11269;width:31822;height:7349;visibility:visible;mso-wrap-style:square;v-text-anchor:top" o:gfxdata="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" stroked="f">
                   <v:textbox style="mso-fit-shape-to-text:t" inset="0,0,0,0">
                     <w:txbxContent>
@@ -6153,99 +6338,12 @@
                 <v:shape id="Picture 3" o:spid="_x0000_s1040" type="#_x0000_t75" style="position:absolute;left:-619;top:-1758;width:29721;height:12956;visibility:visible;mso-wrap-style:square" o:gfxdata="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">
                   <v:imagedata r:id="rId20" o:title=""/>
                 </v:shape>
-                <w10:wrap type="topAndBottom" anchory="margin"/>
+                <w10:wrap type="topAndBottom"/>
               </v:group>
             </w:pict>
           </mc:Fallback>
         </mc:AlternateContent>
       </w:r>
-      <w:r>
-        <w:t xml:space="preserve">DisasterAware casts wildfire DSS as a discrete-time, partially observable, spatially distributed, and satisficing decision process over an evolving wildfire environment, rather than as a single global optimization. The conceptual architecture is in </w:t>
-      </w:r>
-      <w:r>
-        <w:fldChar w:fldCharType="begin"/>
-      </w:r>
-      <w:r>
-        <w:instrText xml:space="preserve"> REF _Ref233001623 \h  \* MERGEFORMAT </w:instrText>
-      </w:r>
-      <w:r>
-        <w:fldChar w:fldCharType="separate"/>
-      </w:r>
-      <w:r>
-        <w:t xml:space="preserve">Fig. </w:t>
-      </w:r>
-      <w:r>
-        <w:rPr>
-          <w:noProof/>
-        </w:rPr>
-        <w:t>4</w:t>
-      </w:r>
-      <w:r>
-        <w:fldChar w:fldCharType="end"/>
-      </w:r>
-      <w:r>
-        <w:t xml:space="preserve">: the environment is observed under uncertainty, region-local decisions are generated and then coordinated into a globally admissible intervention field, the field is evaluated, and the accepted interventions re-enter the environment solely as external inputs. All variables are fields over the spatial domain </w:t>
-      </w:r>
-      <m:oMath>
-        <m:r>
-          <w:rPr>
-            <w:rFonts w:ascii="Cambria Math" w:hAnsi="Cambria Math"/>
-          </w:rPr>
-          <m:t>Ω</m:t>
-        </m:r>
-      </m:oMath>
-      <w:r>
-        <w:t xml:space="preserve">, so each one is a function of the cell coordinates </w:t>
-      </w:r>
-      <m:oMath>
-        <m:r>
-          <w:rPr>
-            <w:rFonts w:ascii="Cambria Math" w:hAnsi="Cambria Math"/>
-          </w:rPr>
-          <m:t>(x, y)</m:t>
-        </m:r>
-      </m:oMath>
-      <w:r>
-        <w:t xml:space="preserve">, and the index </w:t>
-      </w:r>
-      <m:oMath>
-        <m:r>
-          <w:rPr>
-            <w:rFonts w:ascii="Cambria Math" w:hAnsi="Cambria Math"/>
-          </w:rPr>
-          <m:t>k</m:t>
-        </m:r>
-      </m:oMath>
-      <w:r>
-        <w:t xml:space="preserve"> marks the discrete time step. A superscript </w:t>
-      </w:r>
-      <m:oMath>
-        <m:r>
-          <w:rPr>
-            <w:rFonts w:ascii="Cambria Math" w:hAnsi="Cambria Math"/>
-          </w:rPr>
-          <m:t>i</m:t>
-        </m:r>
-      </m:oMath>
-      <w:r>
-        <w:t xml:space="preserve"> ranges over the </w:t>
-      </w:r>
-      <m:oMath>
-        <m:r>
-          <w:rPr>
-            <w:rFonts w:ascii="Cambria Math" w:hAnsi="Cambria Math"/>
-          </w:rPr>
-          <m:t>N</m:t>
-        </m:r>
-      </m:oMath>
-      <w:r>
-        <w:t xml:space="preserve"> disjoint regions defined below, and the subscript DSS labels quantities produced by the decision layer, keeping them apart from the physical environment. </w:t>
-      </w:r>
-    </w:p>
-    <w:p>
-      <w:pPr>
-        <w:pStyle w:val="PARAIndent"/>
-      </w:pPr>
       <w:r>
         <w:t xml:space="preserve">The operational area is a spatial domain </w:t>
       </w:r>
@@ -6685,7 +6783,11 @@
         </m:sSub>
       </m:oMath>
       <w:r>
-        <w:t xml:space="preserve">. The defining architectural principle is the strict separation of dynamics and decision. The system never writes to the state S, and its decisions influence evolution exclusively through the intervention component of </w:t>
+        <w:t xml:space="preserve">. The defining architectural principle is the strict separation of dynamics and decision. The system never writes to the state S, and its decisions influence evolution exclusively through the </w:t>
+      </w:r>
+      <w:r>
+        <w:lastRenderedPageBreak/>
+        <w:t xml:space="preserve">intervention component of </w:t>
       </w:r>
       <m:oMath>
         <m:sSub>
@@ -6764,11 +6866,7 @@
         </m:sSub>
       </m:oMath>
       <w:r>
-        <w:t xml:space="preserve">, encoding the fire-propagation dynamics (fuel consumption, spread, and intensity change) of </w:t>
-      </w:r>
-      <w:r>
-        <w:lastRenderedPageBreak/>
-        <w:t xml:space="preserve">the underlying spread model. </w:t>
+        <w:t xml:space="preserve">, encoding the fire-propagation dynamics (fuel consumption, spread, and intensity change) of the underlying spread model. </w:t>
       </w:r>
       <m:oMath>
         <m:r>
@@ -7122,7 +7220,7 @@
         <mc:AlternateContent>
           <mc:Choice Requires="wpg">
             <w:drawing>
-              <wp:anchor distT="0" distB="0" distL="114300" distR="114300" simplePos="0" relativeHeight="251670016" behindDoc="0" locked="0" layoutInCell="1" allowOverlap="1" wp14:anchorId="34D2E7DB" wp14:editId="08823015">
+              <wp:anchor distT="0" distB="0" distL="114300" distR="114300" simplePos="0" relativeHeight="251665920" behindDoc="0" locked="0" layoutInCell="1" allowOverlap="1" wp14:anchorId="34D2E7DB" wp14:editId="08823015">
                 <wp:simplePos x="0" y="0"/>
                 <wp:positionH relativeFrom="column">
                   <wp:posOffset>3444240</wp:posOffset>
@@ -7281,7 +7379,7 @@
           </mc:Choice>
           <mc:Fallback>
             <w:pict>
-              <v:group w14:anchorId="34D2E7DB" id="Group 8" o:spid="_x0000_s1041" style="position:absolute;left:0;text-align:left;margin-left:271.2pt;margin-top:65.35pt;width:251.1pt;height:116.25pt;z-index:251670016;mso-position-vertical-relative:page" coordsize="31889,14766" o:gfxdata="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">
+              <v:group w14:anchorId="34D2E7DB" id="Group 8" o:spid="_x0000_s1041" style="position:absolute;left:0;text-align:left;margin-left:271.2pt;margin-top:65.35pt;width:251.1pt;height:116.25pt;z-index:251665920;mso-position-vertical-relative:page" coordsize="31889,14766" o:gfxdata="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">
                 <v:shape id="Picture 7" o:spid="_x0000_s1042" type="#_x0000_t75" style="position:absolute;width:31889;height:13436;visibility:visible;mso-wrap-style:square" o:gfxdata="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">
                   <v:imagedata r:id="rId22" o:title=""/>
                 </v:shape>
@@ -7835,7 +7933,7 @@
         </m:sSub>
       </m:oMath>
       <w:r>
-        <w:t xml:space="preserve"> carries value and resource related information and is deliberately kept distinct from </w:t>
+        <w:t xml:space="preserve"> carries value and resource related information and is kept distinct from </w:t>
       </w:r>
       <m:oMath>
         <m:sSub>
@@ -9118,7 +9216,7 @@
         </m:sSub>
       </m:oMath>
       <w:r>
-        <w:t xml:space="preserve"> is computed only from observable and contextual quantities and is deliberately separate from the generating mapping </w:t>
+        <w:t xml:space="preserve"> is computed only from observable and contextual quantities and is separate from the generating mapping </w:t>
       </w:r>
       <m:oMath>
         <m:sSub>
@@ -9503,17 +9601,22 @@
         </m:sSub>
       </m:oMath>
       <w:r>
-        <w:t xml:space="preserve">, namely fire intensity, fuel load, spread potential, asset exposure, resource accessibility, and temporal urgency, each scaled to the unit interval so that every input shares a common range. </w:t>
-      </w:r>
+        <w:t xml:space="preserve">, namely fire intensity, fuel load, spread potential, asset exposure, resource accessibility, and temporal urgency, each </w:t>
+      </w:r>
+      <w:r>
+        <w:lastRenderedPageBreak/>
+        <w:t xml:space="preserve">scaled to the unit interval so that every input shares a common range. </w:t>
+      </w:r>
+    </w:p>
+    <w:p>
+      <w:pPr>
+        <w:pStyle w:val="PARAIndent"/>
+      </w:pPr>
       <w:r>
         <w:t>Cardinality</w:t>
       </w:r>
       <w:r>
-        <w:t xml:space="preserve"> six is not a free parameter but the minimal feature set that makes the four situational concepts of Table II jointly computable: no proper subset spans all four, since resource accessibility alone carries suppression feasibility and temporal urgency alone carries intervention timing, while </w:t>
-      </w:r>
-      <w:r>
-        <w:lastRenderedPageBreak/>
-        <w:t xml:space="preserve">execution-level resource parameters are excluded to keep reasoning separate from actuation. This operational framing of the feature set draws on the authors’ experience in the TeamAware project </w:t>
+        <w:t xml:space="preserve"> six is not a free parameter but the minimal feature set that makes the four situational concepts of Table II jointly computable: no proper subset spans all four, since resource accessibility alone carries suppression feasibility and temporal urgency alone carries intervention timing, while execution-level resource parameters are excluded to keep reasoning separate from actuation. This operational framing of the feature set draws on the authors’ experience in the TeamAware project </w:t>
       </w:r>
       <w:sdt>
         <w:sdtPr>
@@ -9554,6 +9657,253 @@
         <w:pStyle w:val="PARAIndent"/>
       </w:pPr>
       <w:r>
+        <w:t xml:space="preserve">Formally, the feature map </w:t>
+      </w:r>
+      <m:oMath>
+        <m:sSub>
+          <m:sSubPr>
+            <m:ctrlPr>
+              <w:rPr>
+                <w:rFonts w:ascii="Cambria Math" w:hAnsi="Cambria Math"/>
+              </w:rPr>
+            </m:ctrlPr>
+          </m:sSubPr>
+          <m:e>
+            <m:r>
+              <w:rPr>
+                <w:rFonts w:ascii="Cambria Math" w:hAnsi="Cambria Math"/>
+              </w:rPr>
+              <m:t>f</m:t>
+            </m:r>
+          </m:e>
+          <m:sub>
+            <m:r>
+              <w:rPr>
+                <w:rFonts w:ascii="Cambria Math" w:hAnsi="Cambria Math"/>
+              </w:rPr>
+              <m:t>feat</m:t>
+            </m:r>
+          </m:sub>
+        </m:sSub>
+      </m:oMath>
+      <w:r>
+        <w:t xml:space="preserve"> sends the regional observation to a fixed, bounded feature vector,</w:t>
+      </w:r>
+    </w:p>
+    <w:tbl>
+      <w:tblPr>
+        <w:tblStyle w:val="TableGrid"/>
+        <w:tblW w:w="0" w:type="auto"/>
+        <w:tblInd w:w="38" w:type="dxa"/>
+        <w:tblBorders>
+          <w:top w:val="none" w:sz="0" w:space="0" w:color="auto"/>
+          <w:left w:val="none" w:sz="0" w:space="0" w:color="auto"/>
+          <w:bottom w:val="none" w:sz="0" w:space="0" w:color="auto"/>
+          <w:right w:val="none" w:sz="0" w:space="0" w:color="auto"/>
+          <w:insideH w:val="none" w:sz="0" w:space="0" w:color="auto"/>
+          <w:insideV w:val="none" w:sz="0" w:space="0" w:color="auto"/>
+        </w:tblBorders>
+        <w:tblLook w:val="04A0" w:firstRow="1" w:lastRow="0" w:firstColumn="1" w:lastColumn="0" w:noHBand="0" w:noVBand="1"/>
+      </w:tblPr>
+      <w:tblGrid>
+        <w:gridCol w:w="4323"/>
+        <w:gridCol w:w="641"/>
+      </w:tblGrid>
+      <w:tr>
+        <w:tc>
+          <w:tcPr>
+            <w:tcW w:w="4323" w:type="dxa"/>
+            <w:vAlign w:val="center"/>
+          </w:tcPr>
+          <w:p>
+            <w:pPr>
+              <w:pStyle w:val="PARAIndent"/>
+              <w:ind w:firstLine="0"/>
+              <w:jc w:val="center"/>
+            </w:pPr>
+            <m:oMathPara>
+              <m:oMath>
+                <m:sSubSup>
+                  <m:sSubSupPr>
+                    <m:ctrlPr>
+                      <w:rPr>
+                        <w:rFonts w:ascii="Cambria Math" w:hAnsi="Cambria Math"/>
+                      </w:rPr>
+                    </m:ctrlPr>
+                  </m:sSubSupPr>
+                  <m:e>
+                    <m:r>
+                      <w:rPr>
+                        <w:rFonts w:ascii="Cambria Math" w:hAnsi="Cambria Math"/>
+                      </w:rPr>
+                      <m:t>z</m:t>
+                    </m:r>
+                  </m:e>
+                  <m:sub>
+                    <m:r>
+                      <w:rPr>
+                        <w:rFonts w:ascii="Cambria Math" w:hAnsi="Cambria Math"/>
+                      </w:rPr>
+                      <m:t>k</m:t>
+                    </m:r>
+                  </m:sub>
+                  <m:sup>
+                    <m:r>
+                      <w:rPr>
+                        <w:rFonts w:ascii="Cambria Math" w:hAnsi="Cambria Math"/>
+                      </w:rPr>
+                      <m:t>i</m:t>
+                    </m:r>
+                  </m:sup>
+                </m:sSubSup>
+                <m:r>
+                  <w:rPr>
+                    <w:rFonts w:ascii="Cambria Math" w:hAnsi="Cambria Math"/>
+                  </w:rPr>
+                  <m:t>(x,y)=</m:t>
+                </m:r>
+                <m:sSub>
+                  <m:sSubPr>
+                    <m:ctrlPr>
+                      <w:rPr>
+                        <w:rFonts w:ascii="Cambria Math" w:hAnsi="Cambria Math"/>
+                      </w:rPr>
+                    </m:ctrlPr>
+                  </m:sSubPr>
+                  <m:e>
+                    <m:r>
+                      <w:rPr>
+                        <w:rFonts w:ascii="Cambria Math" w:hAnsi="Cambria Math"/>
+                      </w:rPr>
+                      <m:t>f</m:t>
+                    </m:r>
+                  </m:e>
+                  <m:sub>
+                    <m:r>
+                      <w:rPr>
+                        <w:rFonts w:ascii="Cambria Math" w:hAnsi="Cambria Math"/>
+                      </w:rPr>
+                      <m:t>feat</m:t>
+                    </m:r>
+                  </m:sub>
+                </m:sSub>
+                <m:r>
+                  <w:rPr>
+                    <w:rFonts w:ascii="Cambria Math" w:hAnsi="Cambria Math"/>
+                  </w:rPr>
+                  <m:t>(</m:t>
+                </m:r>
+                <m:sSubSup>
+                  <m:sSubSupPr>
+                    <m:ctrlPr>
+                      <w:rPr>
+                        <w:rFonts w:ascii="Cambria Math" w:hAnsi="Cambria Math"/>
+                      </w:rPr>
+                    </m:ctrlPr>
+                  </m:sSubSupPr>
+                  <m:e>
+                    <m:r>
+                      <w:rPr>
+                        <w:rFonts w:ascii="Cambria Math" w:hAnsi="Cambria Math"/>
+                      </w:rPr>
+                      <m:t>O</m:t>
+                    </m:r>
+                  </m:e>
+                  <m:sub>
+                    <m:r>
+                      <w:rPr>
+                        <w:rFonts w:ascii="Cambria Math" w:hAnsi="Cambria Math"/>
+                      </w:rPr>
+                      <m:t>k</m:t>
+                    </m:r>
+                  </m:sub>
+                  <m:sup>
+                    <m:r>
+                      <w:rPr>
+                        <w:rFonts w:ascii="Cambria Math" w:hAnsi="Cambria Math"/>
+                      </w:rPr>
+                      <m:t>i</m:t>
+                    </m:r>
+                  </m:sup>
+                </m:sSubSup>
+                <m:r>
+                  <w:rPr>
+                    <w:rFonts w:ascii="Cambria Math" w:hAnsi="Cambria Math"/>
+                  </w:rPr>
+                  <m:t>(x,y))∈</m:t>
+                </m:r>
+                <m:sSup>
+                  <m:sSupPr>
+                    <m:ctrlPr>
+                      <w:rPr>
+                        <w:rFonts w:ascii="Cambria Math" w:hAnsi="Cambria Math"/>
+                      </w:rPr>
+                    </m:ctrlPr>
+                  </m:sSupPr>
+                  <m:e>
+                    <m:r>
+                      <w:rPr>
+                        <w:rFonts w:ascii="Cambria Math" w:hAnsi="Cambria Math"/>
+                      </w:rPr>
+                      <m:t>[0,1]</m:t>
+                    </m:r>
+                  </m:e>
+                  <m:sup>
+                    <m:r>
+                      <w:rPr>
+                        <w:rFonts w:ascii="Cambria Math" w:hAnsi="Cambria Math"/>
+                      </w:rPr>
+                      <m:t>6</m:t>
+                    </m:r>
+                  </m:sup>
+                </m:sSup>
+              </m:oMath>
+            </m:oMathPara>
+          </w:p>
+        </w:tc>
+        <w:tc>
+          <w:tcPr>
+            <w:tcW w:w="641" w:type="dxa"/>
+            <w:vAlign w:val="center"/>
+          </w:tcPr>
+          <w:p>
+            <w:pPr>
+              <w:pStyle w:val="Caption"/>
+              <w:jc w:val="right"/>
+            </w:pPr>
+            <w:bookmarkStart w:id="35" w:name="_RefEqFeat"/>
+            <w:r>
+              <w:t xml:space="preserve">( </w:t>
+            </w:r>
+            <w:fldSimple w:instr=" SEQ ( \* ARABIC ">
+              <w:r>
+                <w:rPr>
+                  <w:noProof/>
+                </w:rPr>
+                <w:t>17</w:t>
+              </w:r>
+            </w:fldSimple>
+            <w:r>
+              <w:t xml:space="preserve"> )</w:t>
+            </w:r>
+            <w:bookmarkEnd w:id="35"/>
+          </w:p>
+        </w:tc>
+      </w:tr>
+    </w:tbl>
+    <w:p>
+      <w:pPr>
+        <w:pStyle w:val="PARAIndent"/>
+      </w:pPr>
+      <w:r>
+        <w:t>each component being a normalized, clamped scalar indicator, so the feature space is identical and comparable across regions and time steps.</w:t>
+      </w:r>
+    </w:p>
+    <w:p>
+      <w:pPr>
+        <w:pStyle w:val="PARAIndent"/>
+      </w:pPr>
+      <w:r>
         <w:t xml:space="preserve">Each feature is described by five linguistic terms, from very low to very high, through triangular membership functions that form a partition of unity, so the memberships of a feature sum to one at every point, as in (1). Five terms keep each variable readable while still separating the operational regimes that incident commanders distinguish in practice. This five-term antecedent granularity also bounds the rule base, whose size grows as the number of terms raised to the number of antecedents by the count of (4); a finer antecedent partition would inflate the rule base exponentially for a representational gain that field practice does not require </w:t>
       </w:r>
       <w:sdt>
@@ -9595,18 +9945,34 @@
         <w:pStyle w:val="PARAIndent"/>
       </w:pPr>
       <w:r>
-        <w:t>Rather than firing rules over the six features directly, the framework abstracts them into four situational concepts, fire threat level, suppression feasibility, asset exposure risk, and intervention urgency, that mirror the four questions a commander asks at each cell. Each concept is obtained analytically as a normalized weighted aggregation of the features that bear on it, as in (</w:t>
-      </w:r>
-      <m:oMath>
-        <m:r>
-          <w:rPr>
-            <w:rFonts w:ascii="Cambria Math" w:hAnsi="Cambria Math"/>
-          </w:rPr>
-          <m:t>B</m:t>
-        </m:r>
-      </m:oMath>
-      <w:r>
-        <w:t>), which needs no rules and keeps the mapping transparent. Table II lists the concepts and the features they combine.</w:t>
+        <w:t>Rather than firing rules over the six features directly, the framework abstracts them into four situational concepts, fire threat level, suppression feasibility, asset exposure risk, and intervention urgency, that mirror the four questions a commander asks at each cell. Each concept is obtained analytically as a normalized weighted aggregation of the features that bear on it, as in</w:t>
+      </w:r>
+      <w:r>
+        <w:fldChar w:fldCharType="begin"/>
+      </w:r>
+      <w:r>
+        <w:instrText xml:space="preserve"> REF _RefEqCB \h </w:instrText>
+      </w:r>
+      <w:r>
+        <w:fldChar w:fldCharType="separate"/>
+      </w:r>
+      <w:r>
+        <w:t xml:space="preserve">( </w:t>
+      </w:r>
+      <w:r>
+        <w:rPr>
+          <w:noProof/>
+        </w:rPr>
+        <w:t>18</w:t>
+      </w:r>
+      <w:r>
+        <w:t xml:space="preserve"> )</w:t>
+      </w:r>
+      <w:r>
+        <w:fldChar w:fldCharType="end"/>
+      </w:r>
+      <w:r>
+        <w:t>, which needs no rules and keeps the mapping transparent. Table II lists the concepts and the features they combine.</w:t>
       </w:r>
     </w:p>
     <w:tbl>
@@ -9785,7 +10151,7 @@
                   <w:rPr>
                     <w:rFonts w:ascii="Cambria Math" w:hAnsi="Cambria Math"/>
                   </w:rPr>
-                  <m:t>1,…,4</m:t>
+                  <m:t>1,…,3</m:t>
                 </m:r>
               </m:oMath>
             </m:oMathPara>
@@ -9801,7 +10167,7 @@
               <w:pStyle w:val="Caption"/>
               <w:jc w:val="right"/>
             </w:pPr>
-            <w:bookmarkStart w:id="35" w:name="_RefEqCB"/>
+            <w:bookmarkStart w:id="36" w:name="_RefEqCB"/>
             <w:r>
               <w:t xml:space="preserve">( </w:t>
             </w:r>
@@ -9810,13 +10176,13 @@
                 <w:rPr>
                   <w:noProof/>
                 </w:rPr>
-                <w:t>17</w:t>
+                <w:t>18</w:t>
               </w:r>
             </w:fldSimple>
             <w:r>
               <w:t xml:space="preserve"> )</w:t>
             </w:r>
-            <w:bookmarkEnd w:id="35"/>
+            <w:bookmarkEnd w:id="36"/>
           </w:p>
         </w:tc>
       </w:tr>
@@ -9861,7 +10227,10 @@
         </m:sSub>
       </m:oMath>
       <w:r>
-        <w:t xml:space="preserve"> takes two forms, reflecting a two-tier concept hierarchy (shown in the concept-formation figure). The three first-order concepts, fire threat level, suppression feasibility, and asset exposure risk, are normalized weighted combinations of the features that bear on them, where </w:t>
+        <w:t xml:space="preserve"> takes two forms, reflecting a two-tier concept hierarchy (shown in the concept-formation figure). The three first-order concepts, fire threat level, suppression </w:t>
+      </w:r>
+      <w:r>
+        <w:t xml:space="preserve">feasibility, and asset exposure risk, are normalized weighted combinations of the features that bear on them, where </w:t>
       </w:r>
       <m:oMath>
         <m:sSub>
@@ -10111,7 +10480,7 @@
               <w:pStyle w:val="Caption"/>
               <w:jc w:val="right"/>
             </w:pPr>
-            <w:bookmarkStart w:id="36" w:name="_RefEqC1"/>
+            <w:bookmarkStart w:id="37" w:name="_RefEqC1"/>
             <w:r>
               <w:t xml:space="preserve">( </w:t>
             </w:r>
@@ -10120,13 +10489,13 @@
                 <w:rPr>
                   <w:noProof/>
                 </w:rPr>
-                <w:t>18</w:t>
+                <w:t>19</w:t>
               </w:r>
             </w:fldSimple>
             <w:r>
               <w:t xml:space="preserve"> )</w:t>
             </w:r>
-            <w:bookmarkEnd w:id="36"/>
+            <w:bookmarkEnd w:id="37"/>
           </w:p>
         </w:tc>
       </w:tr>
@@ -10141,7 +10510,15 @@
         <w:pStyle w:val="PARAIndent"/>
       </w:pPr>
       <w:r>
-        <w:t>The fourth concept, intervention urgency, is second-order: it is built from the three first-order concepts together with the temporal-urgency feature, so it captures how soon action is needed rather than any single raw measurement:</w:t>
+        <w:t xml:space="preserve">The fourth concept, intervention urgency, is </w:t>
+      </w:r>
+      <w:proofErr w:type="gramStart"/>
+      <w:r>
+        <w:t>second-order</w:t>
+      </w:r>
+      <w:proofErr w:type="gramEnd"/>
+      <w:r>
+        <w:t>: it is built from the three first-order concepts together with the temporal-urgency feature, so it captures how soon action is needed rather than any single raw measurement:</w:t>
       </w:r>
     </w:p>
     <w:tbl>
@@ -10377,7 +10754,7 @@
               <w:pStyle w:val="Caption"/>
               <w:jc w:val="right"/>
             </w:pPr>
-            <w:bookmarkStart w:id="37" w:name="_RefEqC2"/>
+            <w:bookmarkStart w:id="38" w:name="_RefEqC2"/>
             <w:r>
               <w:t xml:space="preserve">( </w:t>
             </w:r>
@@ -10386,13 +10763,13 @@
                 <w:rPr>
                   <w:noProof/>
                 </w:rPr>
-                <w:t>19</w:t>
+                <w:t>20</w:t>
               </w:r>
             </w:fldSimple>
             <w:r>
               <w:t xml:space="preserve"> )</w:t>
             </w:r>
-            <w:bookmarkEnd w:id="37"/>
+            <w:bookmarkEnd w:id="38"/>
           </w:p>
         </w:tc>
       </w:tr>
@@ -10408,7 +10785,7 @@
         <mc:AlternateContent>
           <mc:Choice Requires="wpg">
             <w:drawing>
-              <wp:anchor distT="0" distB="0" distL="114300" distR="114300" simplePos="0" relativeHeight="251684352" behindDoc="0" locked="0" layoutInCell="1" allowOverlap="1" wp14:anchorId="1B31B420" wp14:editId="2C38F49D">
+              <wp:anchor distT="0" distB="0" distL="114300" distR="114300" simplePos="0" relativeHeight="251667968" behindDoc="0" locked="0" layoutInCell="1" allowOverlap="1" wp14:anchorId="1B31B420" wp14:editId="2C38F49D">
                 <wp:simplePos x="0" y="0"/>
                 <wp:positionH relativeFrom="column">
                   <wp:posOffset>23495</wp:posOffset>
@@ -10484,7 +10861,7 @@
                               <w:pPr>
                                 <w:pStyle w:val="Caption"/>
                               </w:pPr>
-                              <w:bookmarkStart w:id="38" w:name="_Ref233243888"/>
+                              <w:bookmarkStart w:id="39" w:name="_Ref233243888"/>
                               <w:r>
                                 <w:rPr>
                                   <w:b/>
@@ -10528,7 +10905,7 @@
                                 </w:rPr>
                                 <w:fldChar w:fldCharType="end"/>
                               </w:r>
-                              <w:bookmarkEnd w:id="38"/>
+                              <w:bookmarkEnd w:id="39"/>
                               <w:r>
                                 <w:rPr>
                                   <w:b/>
@@ -10539,6 +10916,7 @@
                               <w:r>
                                 <w:t xml:space="preserve"> </w:t>
                               </w:r>
+                              <w:proofErr w:type="gramStart"/>
                               <w:r>
                                 <w:t>Rule</w:t>
                               </w:r>
@@ -10546,7 +10924,11 @@
                                 <w:t xml:space="preserve"> </w:t>
                               </w:r>
                               <w:r>
-                                <w:t xml:space="preserve"> size under direct vs concept-mediated inference.</w:t>
+                                <w:t xml:space="preserve"> size</w:t>
+                              </w:r>
+                              <w:proofErr w:type="gramEnd"/>
+                              <w:r>
+                                <w:t xml:space="preserve"> under direct vs concept-mediated inference.</w:t>
                               </w:r>
                             </w:p>
                             <w:p/>
@@ -10573,7 +10955,7 @@
           </mc:Choice>
           <mc:Fallback>
             <w:pict>
-              <v:group w14:anchorId="1B31B420" id="Group 9" o:spid="_x0000_s1044" style="position:absolute;left:0;text-align:left;margin-left:1.85pt;margin-top:63.3pt;width:249.3pt;height:160.65pt;z-index:251684352;mso-position-vertical-relative:page;mso-width-relative:margin;mso-height-relative:margin" coordorigin="-501" coordsize="31231,20404" o:gfxdata="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">
+              <v:group w14:anchorId="1B31B420" id="Group 9" o:spid="_x0000_s1044" style="position:absolute;left:0;text-align:left;margin-left:1.85pt;margin-top:63.3pt;width:249.3pt;height:160.65pt;z-index:251667968;mso-position-vertical-relative:page;mso-width-relative:margin;mso-height-relative:margin" coordorigin="-501" coordsize="31231,20404" o:gfxdata="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">
                 <v:shape id="RuleChart" o:spid="_x0000_s1045" type="#_x0000_t75" style="position:absolute;width:30175;height:17805;visibility:visible;mso-wrap-style:square" o:gfxdata="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">
                   <v:imagedata r:id="rId24" o:title=""/>
                 </v:shape>
@@ -10584,7 +10966,7 @@
                         <w:pPr>
                           <w:pStyle w:val="Caption"/>
                         </w:pPr>
-                        <w:bookmarkStart w:id="39" w:name="_Ref233243888"/>
+                        <w:bookmarkStart w:id="40" w:name="_Ref233243888"/>
                         <w:r>
                           <w:rPr>
                             <w:b/>
@@ -10628,7 +11010,7 @@
                           </w:rPr>
                           <w:fldChar w:fldCharType="end"/>
                         </w:r>
-                        <w:bookmarkEnd w:id="39"/>
+                        <w:bookmarkEnd w:id="40"/>
                         <w:r>
                           <w:rPr>
                             <w:b/>
@@ -10639,6 +11021,7 @@
                         <w:r>
                           <w:t xml:space="preserve"> </w:t>
                         </w:r>
+                        <w:proofErr w:type="gramStart"/>
                         <w:r>
                           <w:t>Rule</w:t>
                         </w:r>
@@ -10646,7 +11029,11 @@
                           <w:t xml:space="preserve"> </w:t>
                         </w:r>
                         <w:r>
-                          <w:t xml:space="preserve"> size under direct vs concept-mediated inference.</w:t>
+                          <w:t xml:space="preserve"> size</w:t>
+                        </w:r>
+                        <w:proofErr w:type="gramEnd"/>
+                        <w:r>
+                          <w:t xml:space="preserve"> under direct vs concept-mediated inference.</w:t>
                         </w:r>
                       </w:p>
                       <w:p/>
@@ -11154,35 +11541,22 @@
               <w:pStyle w:val="Caption"/>
               <w:jc w:val="right"/>
             </w:pPr>
-            <w:bookmarkStart w:id="40" w:name="_RefEqG4"/>
+            <w:bookmarkStart w:id="41" w:name="_RefEqG4"/>
             <w:r>
               <w:t xml:space="preserve">( </w:t>
             </w:r>
-            <w:r>
-              <w:fldChar w:fldCharType="begin"/>
-            </w:r>
-            <w:r>
-              <w:instrText xml:space="preserve"> SEQ ( \* ARABIC </w:instrText>
-            </w:r>
-            <w:r>
-              <w:fldChar w:fldCharType="separate"/>
-            </w:r>
-            <w:r>
-              <w:rPr>
-                <w:noProof/>
-              </w:rPr>
-              <w:t>20</w:t>
-            </w:r>
-            <w:r>
-              <w:rPr>
-                <w:noProof/>
-              </w:rPr>
-              <w:fldChar w:fldCharType="end"/>
-            </w:r>
+            <w:fldSimple w:instr=" SEQ ( \* ARABIC ">
+              <w:r>
+                <w:rPr>
+                  <w:noProof/>
+                </w:rPr>
+                <w:t>21</w:t>
+              </w:r>
+            </w:fldSimple>
             <w:r>
               <w:t xml:space="preserve"> )</w:t>
             </w:r>
-            <w:bookmarkEnd w:id="40"/>
+            <w:bookmarkEnd w:id="41"/>
           </w:p>
         </w:tc>
       </w:tr>
@@ -11200,7 +11574,15 @@
         <w:t>E</w:t>
       </w:r>
       <w:r>
-        <w:t>very feature and every first-order concept lies in the unit interval</w:t>
+        <w:t xml:space="preserve">very feature and every first-order concept </w:t>
+      </w:r>
+      <w:proofErr w:type="gramStart"/>
+      <w:r>
+        <w:t>lies</w:t>
+      </w:r>
+      <w:proofErr w:type="gramEnd"/>
+      <w:r>
+        <w:t xml:space="preserve"> in the unit interval</w:t>
       </w:r>
       <w:r>
         <w:t xml:space="preserve"> so</w:t>
@@ -11492,7 +11874,15 @@
         <w:t>)</w:t>
       </w:r>
       <w:r>
-        <w:t>. A Mamdani min-norm combination fires the concept rules as</w:t>
+        <w:t xml:space="preserve">. </w:t>
+      </w:r>
+    </w:p>
+    <w:p>
+      <w:pPr>
+        <w:pStyle w:val="PARAIndent"/>
+      </w:pPr>
+      <w:r>
+        <w:t>A Mamdani min-norm combination fires the concept rules as</w:t>
       </w:r>
       <w:r>
         <w:t xml:space="preserve"> in (2), and the firing-weighted defuzzification of (3) returns a continuous intensity for each intervention type, so the decision stays open rather than chosen from a fixed menu. The consequent intensity of each intervention type is anchored by five singleton levels, from very low to very high; this output granularity is needed because dispatch must separate no action from standby, and priority commitment from maximum commitment, distinctions a coarser output cannot express </w:t>
@@ -11533,6 +11923,18 @@
     </w:p>
     <w:p>
       <w:pPr>
+        <w:pStyle w:val="PARAIndent"/>
+      </w:pPr>
+      <w:r>
+        <w:t xml:space="preserve">This reduction matters beyond computation. A base of 625 rules per intervention type can be written down, inspected, and validated by domain experts; 15625 cannot. It keeps the knowledge-engineering and maintenance cost tractable, lets </w:t>
+      </w:r>
+      <w:r>
+        <w:lastRenderedPageBreak/>
+        <w:t>each rule be checked against operational doctrine, and preserves the rule-level explainability that motivates fuzzy reasoning. The saving also scales: every new intervention type adds a base of the smaller size, so the system stays auditable as its action repertoire grows.</w:t>
+      </w:r>
+    </w:p>
+    <w:p>
+      <w:pPr>
         <w:pStyle w:val="Heading2"/>
       </w:pPr>
       <w:r>
@@ -11743,7 +12145,15 @@
         <w:t xml:space="preserve"> to its own concept vector and decision-related inputs and returns a multi-action intervention, one continuous intensity per intervention type, as in (13). Four intervention types are supported: </w:t>
       </w:r>
       <w:r>
-        <w:t xml:space="preserve">(i) </w:t>
+        <w:t>(</w:t>
+      </w:r>
+      <w:proofErr w:type="spellStart"/>
+      <w:r>
+        <w:t>i</w:t>
+      </w:r>
+      <w:proofErr w:type="spellEnd"/>
+      <w:r>
+        <w:t xml:space="preserve">) </w:t>
       </w:r>
       <w:r>
         <w:t>direct suppression</w:t>
@@ -11809,11 +12219,7 @@
         <w:t xml:space="preserve"> </w:t>
       </w:r>
       <w:r>
-        <w:t xml:space="preserve">which concentrates effort on </w:t>
-      </w:r>
-      <w:r>
-        <w:lastRenderedPageBreak/>
-        <w:t>high-value cells</w:t>
+        <w:t>which concentrates effort on high-value cells</w:t>
       </w:r>
       <w:r>
         <w:t xml:space="preserve"> and </w:t>
@@ -11850,7 +12256,7 @@
         <mc:AlternateContent>
           <mc:Choice Requires="wpg">
             <w:drawing>
-              <wp:anchor distT="0" distB="0" distL="114300" distR="114300" simplePos="0" relativeHeight="251652608" behindDoc="0" locked="0" layoutInCell="1" allowOverlap="1" wp14:anchorId="7E389D2F" wp14:editId="293495E5">
+              <wp:anchor distT="0" distB="0" distL="114300" distR="114300" simplePos="0" relativeHeight="251659776" behindDoc="0" locked="0" layoutInCell="1" allowOverlap="1" wp14:anchorId="7E389D2F" wp14:editId="293495E5">
                 <wp:simplePos x="0" y="0"/>
                 <wp:positionH relativeFrom="column">
                   <wp:posOffset>-18627</wp:posOffset>
@@ -11933,7 +12339,7 @@
                               <w:pPr>
                                 <w:pStyle w:val="Caption"/>
                               </w:pPr>
-                              <w:bookmarkStart w:id="41" w:name="_Ref233237898"/>
+                              <w:bookmarkStart w:id="42" w:name="_Ref233237898"/>
                               <w:r>
                                 <w:rPr>
                                   <w:b/>
@@ -11978,7 +12384,7 @@
                                 </w:rPr>
                                 <w:fldChar w:fldCharType="end"/>
                               </w:r>
-                              <w:bookmarkEnd w:id="41"/>
+                              <w:bookmarkEnd w:id="42"/>
                               <w:r>
                                 <w:rPr>
                                   <w:b/>
@@ -12018,7 +12424,7 @@
           </mc:Choice>
           <mc:Fallback>
             <w:pict>
-              <v:group w14:anchorId="7E389D2F" id="Group 12" o:spid="_x0000_s1047" style="position:absolute;left:0;text-align:left;margin-left:-1.45pt;margin-top:62.65pt;width:248.5pt;height:211.65pt;z-index:251652608;mso-position-vertical-relative:page;mso-height-relative:margin" coordorigin=",1940" coordsize="31559,26897" o:gfxdata="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">
+              <v:group w14:anchorId="7E389D2F" id="Group 12" o:spid="_x0000_s1047" style="position:absolute;left:0;text-align:left;margin-left:-1.45pt;margin-top:62.65pt;width:248.5pt;height:211.65pt;z-index:251659776;mso-position-vertical-relative:page;mso-height-relative:margin" coordorigin=",1940" coordsize="31559,26897" o:gfxdata="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">
                 <v:shape id="Picture 11" o:spid="_x0000_s1048" type="#_x0000_t75" style="position:absolute;top:1940;width:31559;height:24285;visibility:visible;mso-wrap-style:square" o:gfxdata="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">
                   <v:imagedata r:id="rId26" o:title="" croptop="4850f"/>
                 </v:shape>
@@ -12029,7 +12435,7 @@
                         <w:pPr>
                           <w:pStyle w:val="Caption"/>
                         </w:pPr>
-                        <w:bookmarkStart w:id="42" w:name="_Ref233237898"/>
+                        <w:bookmarkStart w:id="43" w:name="_Ref233237898"/>
                         <w:r>
                           <w:rPr>
                             <w:b/>
@@ -12074,7 +12480,7 @@
                           </w:rPr>
                           <w:fldChar w:fldCharType="end"/>
                         </w:r>
-                        <w:bookmarkEnd w:id="42"/>
+                        <w:bookmarkEnd w:id="43"/>
                         <w:r>
                           <w:rPr>
                             <w:b/>
@@ -12273,6 +12679,74 @@
         <w:pStyle w:val="PARAIndent"/>
       </w:pPr>
       <w:r>
+        <w:t xml:space="preserve">Because </w:t>
+      </w:r>
+      <m:oMath>
+        <m:sSub>
+          <m:sSubPr>
+            <m:ctrlPr>
+              <w:rPr>
+                <w:rFonts w:ascii="Cambria Math" w:hAnsi="Cambria Math"/>
+              </w:rPr>
+            </m:ctrlPr>
+          </m:sSubPr>
+          <m:e>
+            <m:r>
+              <m:rPr>
+                <m:scr m:val="script"/>
+              </m:rPr>
+              <w:rPr>
+                <w:rFonts w:ascii="Cambria Math" w:hAnsi="Cambria Math"/>
+              </w:rPr>
+              <m:t>U</m:t>
+            </m:r>
+          </m:e>
+          <m:sub>
+            <m:r>
+              <w:rPr>
+                <w:rFonts w:ascii="Cambria Math" w:hAnsi="Cambria Math"/>
+              </w:rPr>
+              <m:t>DSS</m:t>
+            </m:r>
+          </m:sub>
+        </m:sSub>
+      </m:oMath>
+      <w:r>
+        <w:t xml:space="preserve"> is convex, </w:t>
+      </w:r>
+      <m:oMath>
+        <m:r>
+          <w:rPr>
+            <w:rFonts w:ascii="Cambria Math" w:hAnsi="Cambria Math"/>
+          </w:rPr>
+          <m:t>Π</m:t>
+        </m:r>
+      </m:oMath>
+      <w:r>
+        <w:t xml:space="preserve"> is the unique Euclidean projection onto it: it is idempotent and non-expansive, so coordination never amplifies regional disagreements and always returns an admissible field. It is not an arbitrary choice: among all maps onto the admissible set, it moves the aggregated field by the smallest amount, so coordination overrides regional intent only as far as feasibility requires. A projection under a different norm would not minimize this </w:t>
+      </w:r>
+      <w:proofErr w:type="gramStart"/>
+      <w:r>
+        <w:t>distortion, and</w:t>
+      </w:r>
+      <w:proofErr w:type="gramEnd"/>
+      <w:r>
+        <w:t xml:space="preserve"> would forfeit the projection's stability g</w:t>
+      </w:r>
+      <w:proofErr w:type="spellStart"/>
+      <w:r>
+        <w:t>uarantee</w:t>
+      </w:r>
+      <w:proofErr w:type="spellEnd"/>
+      <w:r>
+        <w:t>.</w:t>
+      </w:r>
+    </w:p>
+    <w:p>
+      <w:pPr>
+        <w:pStyle w:val="PARAIndent"/>
+      </w:pPr>
+      <w:r>
         <w:t xml:space="preserve">Coordination is mediated only through </w:t>
       </w:r>
       <m:oMath>
@@ -12339,7 +12813,15 @@
         <w:pStyle w:val="PARAIndent"/>
       </w:pPr>
       <w:r>
-        <w:t>1) For each region i in parallel, form the local observation from the regional state and disturbance.</w:t>
+        <w:t xml:space="preserve">1) For each region </w:t>
+      </w:r>
+      <w:proofErr w:type="spellStart"/>
+      <w:r>
+        <w:t>i</w:t>
+      </w:r>
+      <w:proofErr w:type="spellEnd"/>
+      <w:r>
+        <w:t xml:space="preserve"> in parallel, form the local observation from the regional state and disturbance.</w:t>
       </w:r>
     </w:p>
     <w:p>
@@ -12347,7 +12829,15 @@
         <w:pStyle w:val="PARAIndent"/>
       </w:pPr>
       <w:r>
-        <w:t>2) Extract six bounded features and fuzzify them into five-term memberships (30 per cell).</w:t>
+        <w:t xml:space="preserve">2) Extract six bounded features and </w:t>
+      </w:r>
+      <w:proofErr w:type="spellStart"/>
+      <w:r>
+        <w:t>fuzzify</w:t>
+      </w:r>
+      <w:proofErr w:type="spellEnd"/>
+      <w:r>
+        <w:t xml:space="preserve"> them into five-term memberships (30 per cell).</w:t>
       </w:r>
     </w:p>
     <w:p>
@@ -12363,7 +12853,15 @@
         <w:pStyle w:val="PARAIndent"/>
       </w:pPr>
       <w:r>
-        <w:t>4) For each of the four intervention types, fire the concept rules and defuzzify to a candidate intensity; aggregate them into the regional field.</w:t>
+        <w:t xml:space="preserve">4) For each of the four intervention types, fire the concept rules and </w:t>
+      </w:r>
+      <w:proofErr w:type="spellStart"/>
+      <w:r>
+        <w:t>defuzzify</w:t>
+      </w:r>
+      <w:proofErr w:type="spellEnd"/>
+      <w:r>
+        <w:t xml:space="preserve"> to a candidate intensity; aggregate them into the regional field.</w:t>
       </w:r>
     </w:p>
     <w:p>
@@ -12385,7 +12883,7 @@
         <mc:AlternateContent>
           <mc:Choice Requires="wpg">
             <w:drawing>
-              <wp:anchor distT="0" distB="0" distL="114300" distR="114300" simplePos="0" relativeHeight="251662848" behindDoc="0" locked="0" layoutInCell="1" allowOverlap="1" wp14:anchorId="50669A28" wp14:editId="55745553">
+              <wp:anchor distT="0" distB="0" distL="114300" distR="114300" simplePos="0" relativeHeight="251663872" behindDoc="0" locked="0" layoutInCell="1" allowOverlap="1" wp14:anchorId="50669A28" wp14:editId="55745553">
                 <wp:simplePos x="0" y="0"/>
                 <wp:positionH relativeFrom="column">
                   <wp:posOffset>18627</wp:posOffset>
@@ -12468,7 +12966,7 @@
                               <w:pPr>
                                 <w:pStyle w:val="Caption"/>
                               </w:pPr>
-                              <w:bookmarkStart w:id="43" w:name="_Ref233238013"/>
+                              <w:bookmarkStart w:id="44" w:name="_Ref233238013"/>
                               <w:r>
                                 <w:rPr>
                                   <w:b/>
@@ -12513,7 +13011,7 @@
                                 </w:rPr>
                                 <w:fldChar w:fldCharType="end"/>
                               </w:r>
-                              <w:bookmarkEnd w:id="43"/>
+                              <w:bookmarkEnd w:id="44"/>
                               <w:r>
                                 <w:rPr>
                                   <w:b/>
@@ -12543,7 +13041,7 @@
           </mc:Choice>
           <mc:Fallback>
             <w:pict>
-              <v:group w14:anchorId="50669A28" id="Group 14" o:spid="_x0000_s1050" style="position:absolute;left:0;text-align:left;margin-left:1.45pt;margin-top:66pt;width:251.9pt;height:99.1pt;z-index:251662848;mso-position-vertical-relative:page" coordsize="31991,12585" o:gfxdata="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">
+              <v:group w14:anchorId="50669A28" id="Group 14" o:spid="_x0000_s1050" style="position:absolute;left:0;text-align:left;margin-left:1.45pt;margin-top:66pt;width:251.9pt;height:99.1pt;z-index:251663872;mso-position-vertical-relative:page" coordsize="31991,12585" o:gfxdata="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">
                 <v:shape id="Picture 13" o:spid="_x0000_s1051" type="#_x0000_t75" style="position:absolute;width:31991;height:9093;visibility:visible;mso-wrap-style:square" o:gfxdata="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">
                   <v:imagedata r:id="rId28" o:title=""/>
                 </v:shape>
@@ -12554,7 +13052,7 @@
                         <w:pPr>
                           <w:pStyle w:val="Caption"/>
                         </w:pPr>
-                        <w:bookmarkStart w:id="44" w:name="_Ref233238013"/>
+                        <w:bookmarkStart w:id="45" w:name="_Ref233238013"/>
                         <w:r>
                           <w:rPr>
                             <w:b/>
@@ -12599,7 +13097,7 @@
                           </w:rPr>
                           <w:fldChar w:fldCharType="end"/>
                         </w:r>
-                        <w:bookmarkEnd w:id="44"/>
+                        <w:bookmarkEnd w:id="45"/>
                         <w:r>
                           <w:rPr>
                             <w:b/>
@@ -12646,10 +13144,7 @@
         <w:pStyle w:val="PARAIndent"/>
       </w:pPr>
       <w:r>
-        <w:t xml:space="preserve">Because every decision passes through the concept layer, it </w:t>
-      </w:r>
-      <w:r>
-        <w:t xml:space="preserve">carries its own explanation. Each intervention is linked to the concept activation pattern that </w:t>
+        <w:t xml:space="preserve">Because every decision passes through the concept layer, it carries its own explanation. Each intervention is linked to the concept activation pattern that </w:t>
       </w:r>
       <w:r>
         <w:t>produced it, the concept rules it fired, and the confidence of the observations behind it, so the reasoning can be inspected directly rather than approximated after the fact by post-hoc attribution (</w:t>
@@ -12677,6 +13172,24 @@
       </w:r>
       <w:r>
         <w:t>).</w:t>
+      </w:r>
+    </w:p>
+    <w:p>
+      <w:pPr>
+        <w:pStyle w:val="PARAIndent"/>
+      </w:pPr>
+      <w:r>
+        <w:rPr>
+          <w:noProof/>
+        </w:rPr>
+        <w:t xml:space="preserve">A single grid cell makes the chain concrete. Suppose cell (x, y) in region i is observed at high confidence with strong fire intensity, high spread potential, valuable assets nearby, and only moderate resource accessibility. Feature extraction and fuzzification place fire intensity and spread potential in the very high band, asset exposure in the high band, and resource accessibility in the medium band. First-order aggregation then sets fire threat level to very high, asset exposure risk to high, and suppression feasibility to medium, while the second-order step raises intervention urgency to high. Over the suppression intervention type the dominant concept rule, if fire threat level </w:t>
+      </w:r>
+      <w:r>
+        <w:rPr>
+          <w:noProof/>
+        </w:rPr>
+        <w:lastRenderedPageBreak/>
+        <w:t>is very high and intervention urgency is high then suppression is very high, fires and defuzzifies to an intensity of 0.86 for that cell. The explanation returned with the decision is this chain: the four concept activations, the single rule that dominated, and the high observation confidence behind them, so an operator sees why strong suppression was selected for the cell, not merely that it was.</w:t>
       </w:r>
     </w:p>
     <w:p>
@@ -12717,18 +13230,42 @@
         </m:sSub>
       </m:oMath>
       <w:r>
-        <w:t>, giving the confidence-gated concept of (</w:t>
-      </w:r>
-      <m:oMath>
-        <m:r>
-          <w:rPr>
-            <w:rFonts w:ascii="Cambria Math" w:hAnsi="Cambria Math"/>
-          </w:rPr>
-          <m:t>D</m:t>
-        </m:r>
-      </m:oMath>
-      <w:r>
-        <w:t>); an overbar marks the gated quantity. High confidence passes the current estimate through unchanged, while low confidence leans on the last reliable value, so missing information attenuates the decision instead of corrupting it.</w:t>
+        <w:t>, giving the confidence-gated concept of</w:t>
+      </w:r>
+      <w:r>
+        <w:fldChar w:fldCharType="begin"/>
+      </w:r>
+      <w:r>
+        <w:instrText xml:space="preserve"> REF _RefEqCG \h </w:instrText>
+      </w:r>
+      <w:r>
+        <w:fldChar w:fldCharType="separate"/>
+      </w:r>
+      <w:r>
+        <w:t xml:space="preserve">( </w:t>
+      </w:r>
+      <w:r>
+        <w:rPr>
+          <w:noProof/>
+        </w:rPr>
+        <w:t>22</w:t>
+      </w:r>
+      <w:r>
+        <w:t xml:space="preserve"> )</w:t>
+      </w:r>
+      <w:r>
+        <w:fldChar w:fldCharType="end"/>
+      </w:r>
+      <w:r>
+        <w:t>; an overbar marks the gated quantity. High confidence passes the current estimate through unchanged, while low confidence leans on the last reliable value, so missing information attenuates the decision instead of corrupting it.</w:t>
+      </w:r>
+    </w:p>
+    <w:p>
+      <w:pPr>
+        <w:pStyle w:val="PARAIndent"/>
+      </w:pPr>
+      <w:r>
+        <w:t>The blend is convex and linear. It keeps the gated concept in the unit interval, adds no parameter beyond the confidence coefficient, and needs no prior distribution or calibration. Exponential or Bayesian fusion would reintroduce the probabilistic assumptions the framework sets out to avoid, which is why a transparent linear interpolation is used.</w:t>
       </w:r>
     </w:p>
     <w:tbl>
@@ -12972,7 +13509,7 @@
               <w:pStyle w:val="Caption"/>
               <w:jc w:val="right"/>
             </w:pPr>
-            <w:bookmarkStart w:id="45" w:name="_RefEqCG"/>
+            <w:bookmarkStart w:id="46" w:name="_RefEqCG"/>
             <w:r>
               <w:t xml:space="preserve">( </w:t>
             </w:r>
@@ -12981,13 +13518,13 @@
                 <w:rPr>
                   <w:noProof/>
                 </w:rPr>
-                <w:t>21</w:t>
+                <w:t>22</w:t>
               </w:r>
             </w:fldSimple>
             <w:r>
               <w:t xml:space="preserve"> )</w:t>
             </w:r>
-            <w:bookmarkEnd w:id="45"/>
+            <w:bookmarkEnd w:id="46"/>
           </w:p>
         </w:tc>
       </w:tr>
@@ -13062,18 +13599,34 @@
         </m:sSub>
       </m:oMath>
       <w:r>
-        <w:t xml:space="preserve"> of (15). When the threshold is not met, a graduated fail-safe attenuates the field toward a safe baseline by the factor of (</w:t>
-      </w:r>
-      <m:oMath>
-        <m:r>
-          <w:rPr>
-            <w:rFonts w:ascii="Cambria Math" w:hAnsi="Cambria Math"/>
-          </w:rPr>
-          <m:t>D</m:t>
-        </m:r>
-      </m:oMath>
-      <w:r>
-        <w:t>), instead of discarding it, so the system degrades gracefully under poor information.</w:t>
+        <w:t xml:space="preserve"> of (15). When the threshold is not met, a graduated fail-safe attenuates the field toward a safe baseline by the factor of </w:t>
+      </w:r>
+      <w:r>
+        <w:fldChar w:fldCharType="begin"/>
+      </w:r>
+      <w:r>
+        <w:instrText xml:space="preserve"> REF _RefEqFailSafe \h </w:instrText>
+      </w:r>
+      <w:r>
+        <w:fldChar w:fldCharType="separate"/>
+      </w:r>
+      <w:r>
+        <w:t xml:space="preserve">( </w:t>
+      </w:r>
+      <w:r>
+        <w:rPr>
+          <w:noProof/>
+        </w:rPr>
+        <w:t>24</w:t>
+      </w:r>
+      <w:r>
+        <w:t xml:space="preserve"> )</w:t>
+      </w:r>
+      <w:r>
+        <w:fldChar w:fldCharType="end"/>
+      </w:r>
+      <w:r>
+        <w:t>, instead of discarding it, so the system degrades gracefully under poor information.</w:t>
       </w:r>
     </w:p>
     <w:p>
@@ -13142,6 +13695,74 @@
       </m:oMath>
       <w:r>
         <w:t xml:space="preserve"> set their operational priority:</w:t>
+      </w:r>
+    </w:p>
+    <w:p>
+      <w:pPr>
+        <w:pStyle w:val="PARAIndent"/>
+      </w:pPr>
+      <w:r>
+        <w:t xml:space="preserve">By construction </w:t>
+      </w:r>
+      <m:oMath>
+        <m:sSub>
+          <m:sSubPr>
+            <m:ctrlPr>
+              <w:rPr>
+                <w:rFonts w:ascii="Cambria Math" w:hAnsi="Cambria Math"/>
+              </w:rPr>
+            </m:ctrlPr>
+          </m:sSubPr>
+          <m:e>
+            <m:r>
+              <w:rPr>
+                <w:rFonts w:ascii="Cambria Math" w:hAnsi="Cambria Math"/>
+              </w:rPr>
+              <m:t>Q</m:t>
+            </m:r>
+          </m:e>
+          <m:sub>
+            <m:r>
+              <w:rPr>
+                <w:rFonts w:ascii="Cambria Math" w:hAnsi="Cambria Math"/>
+              </w:rPr>
+              <m:t>DSS,k</m:t>
+            </m:r>
+          </m:sub>
+        </m:sSub>
+      </m:oMath>
+      <w:r>
+        <w:t xml:space="preserve"> lies in the unit interval and is non-decreasing in each criterion score, so acceptance is monotone in quality and the threshold </w:t>
+      </w:r>
+      <m:oMath>
+        <m:sSub>
+          <m:sSubPr>
+            <m:ctrlPr>
+              <w:rPr>
+                <w:rFonts w:ascii="Cambria Math" w:hAnsi="Cambria Math"/>
+              </w:rPr>
+            </m:ctrlPr>
+          </m:sSubPr>
+          <m:e>
+            <m:r>
+              <w:rPr>
+                <w:rFonts w:ascii="Cambria Math" w:hAnsi="Cambria Math"/>
+              </w:rPr>
+              <m:t>η</m:t>
+            </m:r>
+          </m:e>
+          <m:sub>
+            <m:r>
+              <w:rPr>
+                <w:rFonts w:ascii="Cambria Math" w:hAnsi="Cambria Math"/>
+              </w:rPr>
+              <m:t>k</m:t>
+            </m:r>
+          </m:sub>
+        </m:sSub>
+      </m:oMath>
+      <w:r>
+        <w:t xml:space="preserve"> carries a consistent meaning across steps.</w:t>
       </w:r>
     </w:p>
     <w:tbl>
@@ -13161,14 +13782,12 @@
       </w:tblPr>
       <w:tblGrid>
         <w:gridCol w:w="4181"/>
-        <w:gridCol w:w="142"/>
-        <w:gridCol w:w="641"/>
+        <w:gridCol w:w="783"/>
       </w:tblGrid>
       <w:tr>
         <w:tc>
           <w:tcPr>
-            <w:tcW w:w="4323" w:type="dxa"/>
-            <w:gridSpan w:val="2"/>
+            <w:tcW w:w="4181" w:type="dxa"/>
             <w:vAlign w:val="center"/>
           </w:tcPr>
           <w:p>
@@ -13480,7 +14099,7 @@
         </w:tc>
         <w:tc>
           <w:tcPr>
-            <w:tcW w:w="641" w:type="dxa"/>
+            <w:tcW w:w="783" w:type="dxa"/>
             <w:vAlign w:val="center"/>
           </w:tcPr>
           <w:p>
@@ -13488,7 +14107,7 @@
               <w:pStyle w:val="Caption"/>
               <w:jc w:val="right"/>
             </w:pPr>
-            <w:bookmarkStart w:id="46" w:name="_RefEqEval"/>
+            <w:bookmarkStart w:id="47" w:name="_RefEqEval"/>
             <w:r>
               <w:t xml:space="preserve">( </w:t>
             </w:r>
@@ -13497,13 +14116,13 @@
                 <w:rPr>
                   <w:noProof/>
                 </w:rPr>
-                <w:t>22</w:t>
+                <w:t>23</w:t>
               </w:r>
             </w:fldSimple>
             <w:r>
               <w:t xml:space="preserve"> )</w:t>
             </w:r>
-            <w:bookmarkEnd w:id="46"/>
+            <w:bookmarkEnd w:id="47"/>
           </w:p>
         </w:tc>
       </w:tr>
@@ -13715,7 +14334,6 @@
         <w:tc>
           <w:tcPr>
             <w:tcW w:w="783" w:type="dxa"/>
-            <w:gridSpan w:val="2"/>
             <w:vAlign w:val="center"/>
           </w:tcPr>
           <w:p>
@@ -13723,6 +14341,7 @@
               <w:pStyle w:val="Caption"/>
               <w:jc w:val="right"/>
             </w:pPr>
+            <w:bookmarkStart w:id="48" w:name="_RefEqFailSafe"/>
             <w:r>
               <w:t xml:space="preserve">( </w:t>
             </w:r>
@@ -13731,12 +14350,13 @@
                 <w:rPr>
                   <w:noProof/>
                 </w:rPr>
-                <w:t>23</w:t>
+                <w:t>24</w:t>
               </w:r>
             </w:fldSimple>
             <w:r>
               <w:t xml:space="preserve"> )</w:t>
             </w:r>
+            <w:bookmarkEnd w:id="48"/>
           </w:p>
         </w:tc>
       </w:tr>
@@ -13849,7 +14469,6 @@
         <w:pStyle w:val="Heading1"/>
       </w:pPr>
       <w:r>
-        <w:lastRenderedPageBreak/>
         <w:t>V. Conclusion and Future Work</w:t>
       </w:r>
     </w:p>
@@ -14299,7 +14918,20 @@
           </w:tcPr>
           <w:p>
             <w:r>
-              <w:t>Bounded, distribution-free epistemic disturbance that r epresents partial observability.</w:t>
+              <w:t xml:space="preserve">Bounded, distribution-free epistemic disturbance that </w:t>
+            </w:r>
+            <w:proofErr w:type="gramStart"/>
+            <w:r>
+              <w:t xml:space="preserve">r </w:t>
+            </w:r>
+            <w:proofErr w:type="spellStart"/>
+            <w:r>
+              <w:t>epresents</w:t>
+            </w:r>
+            <w:proofErr w:type="spellEnd"/>
+            <w:proofErr w:type="gramEnd"/>
+            <w:r>
+              <w:t xml:space="preserve"> partial observability.</w:t>
             </w:r>
           </w:p>
         </w:tc>
@@ -14461,7 +15093,15 @@
           </w:tcPr>
           <w:p>
             <w:r>
-              <w:t>Coordinated global intervention field; the regional candidate of region i is its per-region counterpart.</w:t>
+              <w:t xml:space="preserve">Coordinated global intervention field; the regional candidate of region </w:t>
+            </w:r>
+            <w:proofErr w:type="spellStart"/>
+            <w:r>
+              <w:t>i</w:t>
+            </w:r>
+            <w:proofErr w:type="spellEnd"/>
+            <w:r>
+              <w:t xml:space="preserve"> is its per-region counterpart.</w:t>
             </w:r>
           </w:p>
         </w:tc>
@@ -14632,7 +15272,11 @@
           </w:tcPr>
           <w:p>
             <w:r>
-              <w:t>Feasible (admissible) intervention space; the coordinated field is constrained to lie in it.</w:t>
+              <w:t xml:space="preserve">Feasible (admissible) intervention space; the </w:t>
+            </w:r>
+            <w:r>
+              <w:lastRenderedPageBreak/>
+              <w:t>coordinated field is constrained to lie in it.</w:t>
             </w:r>
           </w:p>
         </w:tc>
@@ -16351,13 +16995,20 @@
         <w:pStyle w:val="Heading1"/>
       </w:pPr>
       <w:r>
-        <w:lastRenderedPageBreak/>
         <w:t>Acknowledgment</w:t>
       </w:r>
     </w:p>
     <w:p>
       <w:r>
-        <w:t>This work was informed by the authors’ experience in the TeamAware project, funded by the European Union’s Horizon 2020 research and innovation programme under Grant Agreement No. 101019808.</w:t>
+        <w:t xml:space="preserve">This work was informed by the authors’ experience in the TeamAware project, funded by the European Union’s Horizon 2020 research and innovation </w:t>
+      </w:r>
+      <w:proofErr w:type="spellStart"/>
+      <w:r>
+        <w:t>programme</w:t>
+      </w:r>
+      <w:proofErr w:type="spellEnd"/>
+      <w:r>
+        <w:t xml:space="preserve"> under Grant Agreement No. 101019808.</w:t>
       </w:r>
     </w:p>
     <w:p>
@@ -16410,7 +17061,7 @@
       </w:tblGrid>
       <w:tr>
         <w:trPr>
-          <w:divId w:val="789133954"/>
+          <w:divId w:val="381560946"/>
           <w:tblCellSpacing w:w="15" w:type="dxa"/>
         </w:trPr>
         <w:tc>
@@ -16458,7 +17109,7 @@
       </w:tr>
       <w:tr>
         <w:trPr>
-          <w:divId w:val="789133954"/>
+          <w:divId w:val="381560946"/>
           <w:tblCellSpacing w:w="15" w:type="dxa"/>
         </w:trPr>
         <w:tc>
@@ -16518,7 +17169,7 @@
       </w:tr>
       <w:tr>
         <w:trPr>
-          <w:divId w:val="789133954"/>
+          <w:divId w:val="381560946"/>
           <w:tblCellSpacing w:w="15" w:type="dxa"/>
         </w:trPr>
         <w:tc>
@@ -16578,7 +17229,7 @@
       </w:tr>
       <w:tr>
         <w:trPr>
-          <w:divId w:val="789133954"/>
+          <w:divId w:val="381560946"/>
           <w:tblCellSpacing w:w="15" w:type="dxa"/>
         </w:trPr>
         <w:tc>
@@ -16638,7 +17289,7 @@
       </w:tr>
       <w:tr>
         <w:trPr>
-          <w:divId w:val="789133954"/>
+          <w:divId w:val="381560946"/>
           <w:tblCellSpacing w:w="15" w:type="dxa"/>
         </w:trPr>
         <w:tc>
@@ -16698,7 +17349,7 @@
       </w:tr>
       <w:tr>
         <w:trPr>
-          <w:divId w:val="789133954"/>
+          <w:divId w:val="381560946"/>
           <w:tblCellSpacing w:w="15" w:type="dxa"/>
         </w:trPr>
         <w:tc>
@@ -16744,7 +17395,7 @@
       </w:tr>
       <w:tr>
         <w:trPr>
-          <w:divId w:val="789133954"/>
+          <w:divId w:val="381560946"/>
           <w:tblCellSpacing w:w="15" w:type="dxa"/>
         </w:trPr>
         <w:tc>
@@ -16804,7 +17455,7 @@
       </w:tr>
       <w:tr>
         <w:trPr>
-          <w:divId w:val="789133954"/>
+          <w:divId w:val="381560946"/>
           <w:tblCellSpacing w:w="15" w:type="dxa"/>
         </w:trPr>
         <w:tc>
@@ -16864,7 +17515,7 @@
       </w:tr>
       <w:tr>
         <w:trPr>
-          <w:divId w:val="789133954"/>
+          <w:divId w:val="381560946"/>
           <w:tblCellSpacing w:w="15" w:type="dxa"/>
         </w:trPr>
         <w:tc>
@@ -16910,7 +17561,7 @@
       </w:tr>
       <w:tr>
         <w:trPr>
-          <w:divId w:val="789133954"/>
+          <w:divId w:val="381560946"/>
           <w:tblCellSpacing w:w="15" w:type="dxa"/>
         </w:trPr>
         <w:tc>
@@ -16970,7 +17621,7 @@
       </w:tr>
       <w:tr>
         <w:trPr>
-          <w:divId w:val="789133954"/>
+          <w:divId w:val="381560946"/>
           <w:tblCellSpacing w:w="15" w:type="dxa"/>
         </w:trPr>
         <w:tc>
@@ -17009,7 +17660,14 @@
               <w:rPr>
                 <w:noProof/>
               </w:rPr>
-              <w:t xml:space="preserve">F. Huot, "Next day wildfire spread: A machine learning dataset to predict wildfire spreading from remote-sensing data," </w:t>
+              <w:t xml:space="preserve">F. Huot, "Next day wildfire spread: A machine </w:t>
+            </w:r>
+            <w:r>
+              <w:rPr>
+                <w:noProof/>
+              </w:rPr>
+              <w:lastRenderedPageBreak/>
+              <w:t xml:space="preserve">learning dataset to predict wildfire spreading from remote-sensing data," </w:t>
             </w:r>
             <w:r>
               <w:rPr>
@@ -17030,7 +17688,7 @@
       </w:tr>
       <w:tr>
         <w:trPr>
-          <w:divId w:val="789133954"/>
+          <w:divId w:val="381560946"/>
           <w:tblCellSpacing w:w="15" w:type="dxa"/>
         </w:trPr>
         <w:tc>
@@ -17049,6 +17707,7 @@
               <w:rPr>
                 <w:noProof/>
               </w:rPr>
+              <w:lastRenderedPageBreak/>
               <w:t xml:space="preserve">[12] </w:t>
             </w:r>
           </w:p>
@@ -17090,7 +17749,7 @@
       </w:tr>
       <w:tr>
         <w:trPr>
-          <w:divId w:val="789133954"/>
+          <w:divId w:val="381560946"/>
           <w:tblCellSpacing w:w="15" w:type="dxa"/>
         </w:trPr>
         <w:tc>
@@ -17150,7 +17809,7 @@
       </w:tr>
       <w:tr>
         <w:trPr>
-          <w:divId w:val="789133954"/>
+          <w:divId w:val="381560946"/>
           <w:tblCellSpacing w:w="15" w:type="dxa"/>
         </w:trPr>
         <w:tc>
@@ -17189,13 +17848,7 @@
               <w:rPr>
                 <w:noProof/>
               </w:rPr>
-              <w:t xml:space="preserve">P. Dubey, "Bridging spatiotemporal wildfire prediction and decision modeling using transformer networks and </w:t>
-            </w:r>
-            <w:r>
-              <w:rPr>
-                <w:noProof/>
-              </w:rPr>
-              <w:t xml:space="preserve">fuzzy inference systems," </w:t>
+              <w:t xml:space="preserve">P. Dubey, "Bridging spatiotemporal wildfire prediction and decision modeling using transformer networks and fuzzy inference systems," </w:t>
             </w:r>
             <w:r>
               <w:rPr>
@@ -17216,7 +17869,7 @@
       </w:tr>
       <w:tr>
         <w:trPr>
-          <w:divId w:val="789133954"/>
+          <w:divId w:val="381560946"/>
           <w:tblCellSpacing w:w="15" w:type="dxa"/>
         </w:trPr>
         <w:tc>
@@ -17276,7 +17929,7 @@
       </w:tr>
       <w:tr>
         <w:trPr>
-          <w:divId w:val="789133954"/>
+          <w:divId w:val="381560946"/>
           <w:tblCellSpacing w:w="15" w:type="dxa"/>
         </w:trPr>
         <w:tc>
@@ -17336,7 +17989,7 @@
       </w:tr>
       <w:tr>
         <w:trPr>
-          <w:divId w:val="789133954"/>
+          <w:divId w:val="381560946"/>
           <w:tblCellSpacing w:w="15" w:type="dxa"/>
         </w:trPr>
         <w:tc>
@@ -17396,7 +18049,7 @@
       </w:tr>
       <w:tr>
         <w:trPr>
-          <w:divId w:val="789133954"/>
+          <w:divId w:val="381560946"/>
           <w:tblCellSpacing w:w="15" w:type="dxa"/>
         </w:trPr>
         <w:tc>
@@ -17456,7 +18109,7 @@
       </w:tr>
       <w:tr>
         <w:trPr>
-          <w:divId w:val="789133954"/>
+          <w:divId w:val="381560946"/>
           <w:tblCellSpacing w:w="15" w:type="dxa"/>
         </w:trPr>
         <w:tc>
@@ -17502,7 +18155,7 @@
       </w:tr>
       <w:tr>
         <w:trPr>
-          <w:divId w:val="789133954"/>
+          <w:divId w:val="381560946"/>
           <w:tblCellSpacing w:w="15" w:type="dxa"/>
         </w:trPr>
         <w:tc>
@@ -17562,7 +18215,7 @@
       </w:tr>
       <w:tr>
         <w:trPr>
-          <w:divId w:val="789133954"/>
+          <w:divId w:val="381560946"/>
           <w:tblCellSpacing w:w="15" w:type="dxa"/>
         </w:trPr>
         <w:tc>
@@ -17622,7 +18275,7 @@
       </w:tr>
       <w:tr>
         <w:trPr>
-          <w:divId w:val="789133954"/>
+          <w:divId w:val="381560946"/>
           <w:tblCellSpacing w:w="15" w:type="dxa"/>
         </w:trPr>
         <w:tc>
@@ -17682,7 +18335,7 @@
       </w:tr>
       <w:tr>
         <w:trPr>
-          <w:divId w:val="789133954"/>
+          <w:divId w:val="381560946"/>
           <w:tblCellSpacing w:w="15" w:type="dxa"/>
         </w:trPr>
         <w:tc>
@@ -17728,7 +18381,7 @@
       </w:tr>
       <w:tr>
         <w:trPr>
-          <w:divId w:val="789133954"/>
+          <w:divId w:val="381560946"/>
           <w:tblCellSpacing w:w="15" w:type="dxa"/>
         </w:trPr>
         <w:tc>
@@ -17788,7 +18441,7 @@
       </w:tr>
       <w:tr>
         <w:trPr>
-          <w:divId w:val="789133954"/>
+          <w:divId w:val="381560946"/>
           <w:tblCellSpacing w:w="15" w:type="dxa"/>
         </w:trPr>
         <w:tc>
@@ -17848,7 +18501,7 @@
       </w:tr>
       <w:tr>
         <w:trPr>
-          <w:divId w:val="789133954"/>
+          <w:divId w:val="381560946"/>
           <w:tblCellSpacing w:w="15" w:type="dxa"/>
         </w:trPr>
         <w:tc>
@@ -17908,7 +18561,7 @@
       </w:tr>
       <w:tr>
         <w:trPr>
-          <w:divId w:val="789133954"/>
+          <w:divId w:val="381560946"/>
           <w:tblCellSpacing w:w="15" w:type="dxa"/>
         </w:trPr>
         <w:tc>
@@ -17968,7 +18621,7 @@
       </w:tr>
       <w:tr>
         <w:trPr>
-          <w:divId w:val="789133954"/>
+          <w:divId w:val="381560946"/>
           <w:tblCellSpacing w:w="15" w:type="dxa"/>
         </w:trPr>
         <w:tc>
@@ -18028,7 +18681,7 @@
       </w:tr>
       <w:tr>
         <w:trPr>
-          <w:divId w:val="789133954"/>
+          <w:divId w:val="381560946"/>
           <w:tblCellSpacing w:w="15" w:type="dxa"/>
         </w:trPr>
         <w:tc>
@@ -18074,7 +18727,7 @@
       </w:tr>
       <w:tr>
         <w:trPr>
-          <w:divId w:val="789133954"/>
+          <w:divId w:val="381560946"/>
           <w:tblCellSpacing w:w="15" w:type="dxa"/>
         </w:trPr>
         <w:tc>
@@ -18134,7 +18787,7 @@
       </w:tr>
       <w:tr>
         <w:trPr>
-          <w:divId w:val="789133954"/>
+          <w:divId w:val="381560946"/>
           <w:tblCellSpacing w:w="15" w:type="dxa"/>
         </w:trPr>
         <w:tc>
@@ -18180,7 +18833,7 @@
       </w:tr>
       <w:tr>
         <w:trPr>
-          <w:divId w:val="789133954"/>
+          <w:divId w:val="381560946"/>
           <w:tblCellSpacing w:w="15" w:type="dxa"/>
         </w:trPr>
         <w:tc>
@@ -18227,7 +18880,6 @@
                 <w:iCs/>
                 <w:noProof/>
               </w:rPr>
-              <w:lastRenderedPageBreak/>
               <w:t xml:space="preserve">IEEE transactions on systems, man, and cybernetics, </w:t>
             </w:r>
             <w:r>
@@ -18242,7 +18894,7 @@
     </w:tbl>
     <w:p>
       <w:pPr>
-        <w:divId w:val="789133954"/>
+        <w:divId w:val="381560946"/>
         <w:rPr>
           <w:noProof/>
         </w:rPr>
@@ -18349,7 +19001,15 @@
     </w:p>
     <w:p>
       <w:r>
-        <w:t>He serves as an Industrial Reviewer for TÜBİTAK (Turkish Scientific and Technical Research Council), evaluating research proposals across multiple research domains. He also performs peer review for IEEE Transactions and related journals, contributing to the quality assurance of peer-reviewed literature. Additionally, he has been a part-time lecturer at Atılım University. His research interests, expertise, and professional recognition reflect a strong commitment to advancing the fields of artificial intelligence, autonomous systems, decision support technologies, and sensor fusion in both civilian and defense applications.</w:t>
+        <w:t xml:space="preserve">He serves as an Industrial Reviewer for TÜBİTAK (Turkish Scientific and Technical Research Council), evaluating research proposals across multiple research domains. He also performs peer review for IEEE Transactions and related journals, contributing to the quality assurance of peer-reviewed literature. Additionally, he has been a part-time lecturer at </w:t>
+      </w:r>
+      <w:proofErr w:type="spellStart"/>
+      <w:r>
+        <w:t>Atılım</w:t>
+      </w:r>
+      <w:proofErr w:type="spellEnd"/>
+      <w:r>
+        <w:t xml:space="preserve"> University. His research interests, expertise, and professional recognition reflect a strong commitment to advancing the fields of artificial intelligence, autonomous systems, decision support technologies, and sensor fusion in both civilian and defense applications.</w:t>
       </w:r>
     </w:p>
     <w:p/>
@@ -18417,15 +19077,21 @@
     </w:p>
     <w:p>
       <w:r>
+        <w:lastRenderedPageBreak/>
         <w:t xml:space="preserve">Dr. Leblebicioğlu has been a member of numerous international program committees and has been (co-) author of more than 40 journal papers, book chapters, and numerous conference papers. He is on several IFAC technical committees. He was the editor of the journal ELEKTRIK published by TÜBİTAK (Turkish Scientific and Technical Research Council) from 1996 to 2009. He is on the editorial board of several Turkish technical journals. He organized an international workshop on computer vision and intelligent systems and two national conferences on control. </w:t>
       </w:r>
     </w:p>
     <w:p>
       <w:r>
-        <w:t xml:space="preserve">He conducted several R&amp;D projects as project leader and researcher and gave consultancy to BİLTEN (TÜBİTAK’s Research Center on Electronics and Information Technologies), 3rd Supply and Maintenance Center of Turkish Air Forces (Ankara), TÜBİTAK-İltaren, and to ASELSAN on </w:t>
-      </w:r>
-      <w:r>
-        <w:t xml:space="preserve">the topic of “real time automatic visual tracking of targets.” Now he is studying unmanned vehicles, in particular, unmanned air and underwater vehicles. </w:t>
+        <w:t>He conducted several R&amp;D projects as project leader and researcher and gave consultancy to BİLTEN (TÜBİTAK’s Research Center on Electronics and Information Technologies), 3rd Supply and Maintenance Center of Turkish Air Forces (Ankara), TÜBİTAK-</w:t>
+      </w:r>
+      <w:proofErr w:type="spellStart"/>
+      <w:r>
+        <w:t>İltaren</w:t>
+      </w:r>
+      <w:proofErr w:type="spellEnd"/>
+      <w:r>
+        <w:t xml:space="preserve">, and to ASELSAN on the topic of “real time automatic visual tracking of targets.” Now he is studying unmanned vehicles, in particular, unmanned air and underwater vehicles. </w:t>
       </w:r>
     </w:p>
     <w:p>
@@ -23797,7 +24463,7 @@
 </file>
 
 <file path=customXml/itemProps2.xml><?xml version="1.0" encoding="utf-8"?>
-<ds:datastoreItem xmlns:ds="http://schemas.openxmlformats.org/officeDocument/2006/customXml" ds:itemID="{961A7CDF-4132-4F2D-A9AD-14102C54E493}">
+<ds:datastoreItem xmlns:ds="http://schemas.openxmlformats.org/officeDocument/2006/customXml" ds:itemID="{11BA4498-B347-4D91-9C2B-AAC52A4C946F}">
   <ds:schemaRefs>
     <ds:schemaRef ds:uri="http://schemas.openxmlformats.org/officeDocument/2006/bibliography"/>
   </ds:schemaRefs>
@@ -23805,7 +24471,7 @@
 </file>
 
 <file path=customXml/itemProps3.xml><?xml version="1.0" encoding="utf-8"?>
-<ds:datastoreItem xmlns:ds="http://schemas.openxmlformats.org/officeDocument/2006/customXml" ds:itemID="{11BA4498-B347-4D91-9C2B-AAC52A4C946F}">
+<ds:datastoreItem xmlns:ds="http://schemas.openxmlformats.org/officeDocument/2006/customXml" ds:itemID="{961A7CDF-4132-4F2D-A9AD-14102C54E493}">
   <ds:schemaRefs>
     <ds:schemaRef ds:uri="http://schemas.openxmlformats.org/officeDocument/2006/bibliography"/>
   </ds:schemaRefs>

--- a/02_Article/DisasterAware_IEEE_Article_Sim.docx
+++ b/02_Article/DisasterAware_IEEE_Article_Sim.docx
@@ -170,7 +170,25 @@
           <w:sz w:val="18"/>
           <w:szCs w:val="18"/>
         </w:rPr>
-        <w:t>Wildfire decision support systems (DSS) today remain limited in several ways. They typically operate within a fixed set of predefined options, concentrate reasoning in a single central unit, tie the decision logic tightly to one specific simulation model, and cope poorly with uncertain or missing information. DisasterAware is a decision support framework that addresses these limitations through a hierarchically distributed and uncertainty-aware design based on concept-based fuzzy reasoning. Six bounded environmental features are first converted into fuzzy membership values under a partition-of-unity scheme and then abstracted into a compact four-dimensional situational concept vector (fire threat, suppression feasibility, asset exposure, and intervention urgency). This concept vector feeds a Mamdani-type inference process that runs independently on each regional agent. Organizing the rules around concepts rather than raw features reduces the rule count 25-fold for every intervention type, from 15625 to 625 rules (2500 instead of 62500 rules in total, across the four intervention types), which keeps the system scalable as the problem grows. The framework also provides formal guarantees on the boundedness and Lipschitz continuity of its outputs and on its compliance with partial observability, and it represents incomplete knowledge through a confidence-gated modulation of the concepts that requires no probabilistic assumptions. A non-inferential global coordination operator then combines the resource-normalized regional outputs into a single intervention input that stays strictly separate from the simulation state. Tested in simulation against a comparable centralized baseline, DisasterAware offers a reproducible alternative to optimization-based and black-box approaches to wildfire decision support.</w:t>
+        <w:t xml:space="preserve">Wildfire decision support systems (DSS) today remain limited in several ways. They typically operate within a fixed set of predefined options, concentrate reasoning in a single central unit, tie the decision logic tightly to one specific simulation model, and cope poorly with uncertain or missing information. DisasterAware is a decision support framework that addresses these limitations through a hierarchically distributed and uncertainty-aware design based on concept-based fuzzy reasoning. Six bounded environmental features are first converted into fuzzy membership values under a partition-of-unity scheme and then abstracted into a compact four-dimensional situational concept vector (fire threat, suppression feasibility, asset exposure, and intervention urgency). This concept vector feeds a Mamdani-type inference process that runs independently on each regional agent. Organizing the rules around concepts rather than raw features reduces the rule count 25-fold for every intervention type, from 15625 to 625 </w:t>
+      </w:r>
+      <w:proofErr w:type="spellStart"/>
+      <w:r>
+        <w:rPr>
+          <w:b/>
+          <w:sz w:val="18"/>
+          <w:szCs w:val="18"/>
+        </w:rPr>
+        <w:t>rules</w:t>
+      </w:r>
+      <w:proofErr w:type="spellEnd"/>
+      <w:r>
+        <w:rPr>
+          <w:b/>
+          <w:sz w:val="18"/>
+          <w:szCs w:val="18"/>
+        </w:rPr>
+        <w:t xml:space="preserve"> (2500 instead of 62500 rules in total, across the four intervention types), which keeps the system scalable as the problem grows. The framework also provides formal guarantees on the boundedness and Lipschitz continuity of its outputs and on its compliance with partial observability, and it represents incomplete knowledge through a confidence-gated modulation of the concepts that requires no probabilistic assumptions. A non-inferential global coordination operator then combines the resource-normalized regional outputs into a single intervention input that stays strictly separate from the simulation state. Tested in simulation against a comparable centralized baseline, DisasterAware offers a reproducible alternative to optimization-based and black-box approaches to wildfire decision support.</w:t>
       </w:r>
     </w:p>
     <w:p/>
@@ -1577,7 +1595,7 @@
         <mc:AlternateContent>
           <mc:Choice Requires="wpg">
             <w:drawing>
-              <wp:anchor distT="0" distB="0" distL="114300" distR="114300" simplePos="0" relativeHeight="251652608" behindDoc="0" locked="0" layoutInCell="1" allowOverlap="1" wp14:anchorId="582B8107" wp14:editId="6E91FB63">
+              <wp:anchor distT="0" distB="0" distL="114300" distR="114300" simplePos="0" relativeHeight="251541504" behindDoc="0" locked="0" layoutInCell="1" allowOverlap="1" wp14:anchorId="582B8107" wp14:editId="3FF2B988">
                 <wp:simplePos x="0" y="0"/>
                 <wp:positionH relativeFrom="column">
                   <wp:posOffset>52493</wp:posOffset>
@@ -1727,7 +1745,7 @@
           </mc:Choice>
           <mc:Fallback>
             <w:pict>
-              <v:group w14:anchorId="582B8107" id="Group 4" o:spid="_x0000_s1026" style="position:absolute;left:0;text-align:left;margin-left:4.15pt;margin-top:63.35pt;width:254.45pt;height:141.7pt;z-index:251652608;mso-position-vertical-relative:page;mso-height-relative:margin" coordsize="32315,17995" o:gfxdata="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">
+              <v:group w14:anchorId="582B8107" id="Group 4" o:spid="_x0000_s1026" style="position:absolute;left:0;text-align:left;margin-left:4.15pt;margin-top:63.35pt;width:254.45pt;height:141.7pt;z-index:251541504;mso-position-vertical-relative:page;mso-height-relative:margin" coordsize="32315,17995" o:gfxdata="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">
                 <v:shapetype id="_x0000_t202" coordsize="21600,21600" o:spt="202" path="m,l,21600r21600,l21600,xe">
                   <v:stroke joinstyle="miter"/>
                   <v:path gradientshapeok="t" o:connecttype="rect"/>
@@ -3290,7 +3308,7 @@
         <mc:AlternateContent>
           <mc:Choice Requires="wpg">
             <w:drawing>
-              <wp:anchor distT="0" distB="0" distL="114300" distR="114300" simplePos="0" relativeHeight="251654656" behindDoc="0" locked="0" layoutInCell="1" allowOverlap="1" wp14:anchorId="3B4251C2" wp14:editId="2B95D9F0">
+              <wp:anchor distT="0" distB="0" distL="114300" distR="114300" simplePos="0" relativeHeight="251552768" behindDoc="0" locked="0" layoutInCell="1" allowOverlap="1" wp14:anchorId="3B4251C2" wp14:editId="5DC4647B">
                 <wp:simplePos x="0" y="0"/>
                 <wp:positionH relativeFrom="column">
                   <wp:posOffset>57150</wp:posOffset>
@@ -3443,7 +3461,7 @@
           </mc:Choice>
           <mc:Fallback>
             <w:pict>
-              <v:group w14:anchorId="3B4251C2" id="Group 3" o:spid="_x0000_s1029" style="position:absolute;left:0;text-align:left;margin-left:4.5pt;margin-top:67.35pt;width:245.7pt;height:139.9pt;z-index:251654656;mso-position-vertical-relative:page;mso-width-relative:margin;mso-height-relative:margin" coordorigin="-571,457" coordsize="31203,17767" o:gfxdata="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